--- a/Getaran-Mekanik/Modul-Word/Modul-11-Transformasi-Fourier-Teori-dan-Implementasi-FFT.docx
+++ b/Getaran-Mekanik/Modul-Word/Modul-11-Transformasi-Fourier-Teori-dan-Implementasi-FFT.docx
@@ -9367,9 +9367,11 @@
     <w:sectPr>
       <w:headerReference w:type="default" r:id="rId15"/>
       <w:footerReference w:type="default" r:id="rId16"/>
+      <w:footerReference w:type="first" r:id="rId29"/>
       <w:pgSz w:w="11906" w:h="16838" w:code="9"/>
       <w:pgMar w:top="1701" w:right="1418" w:bottom="1418" w:left="1701" w:header="709" w:footer="709" w:gutter="0"/>
       <w:cols w:space="708"/>
+      <w:titlePg/>
       <w:docGrid w:linePitch="360"/>
     </w:sectPr>
   </w:body>
@@ -9924,6 +9926,16 @@
         </mc:Fallback>
       </mc:AlternateContent>
     </w:r>
+  </w:p>
+</w:ftr>
+</file>
+
+<file path=word/footer2.xml><?xml version="1.0" encoding="utf-8"?>
+<w:ftr xmlns:m="http://schemas.openxmlformats.org/officeDocument/2006/math" xmlns:mc="http://schemas.openxmlformats.org/markup-compatibility/2006" xmlns:mo="http://schemas.microsoft.com/office/mac/office/2008/main" xmlns:mv="urn:schemas-microsoft-com:mac:vml" xmlns:o="urn:schemas-microsoft-com:office:office" xmlns:r="http://schemas.openxmlformats.org/officeDocument/2006/relationships" xmlns:v="urn:schemas-microsoft-com:vml" xmlns:w10="urn:schemas-microsoft-com:office:word" xmlns:w14="http://schemas.microsoft.com/office/word/2010/wordml" xmlns:w="http://schemas.openxmlformats.org/wordprocessingml/2006/main" xmlns:wne="http://schemas.microsoft.com/office/word/2006/wordml" xmlns:wp14="http://schemas.microsoft.com/office/word/2010/wordprocessingDrawing" xmlns:wp="http://schemas.openxmlformats.org/drawingml/2006/wordprocessingDrawing" xmlns:wpc="http://schemas.microsoft.com/office/word/2010/wordprocessingCanvas" xmlns:wpg="http://schemas.microsoft.com/office/word/2010/wordprocessingGroup" xmlns:wpi="http://schemas.microsoft.com/office/word/2010/wordprocessingInk" xmlns:wps="http://schemas.microsoft.com/office/word/2010/wordprocessingShape" mc:Ignorable="w14 wp14">
+  <w:p>
+    <w:pPr>
+      <w:pStyle w:val="Footer"/>
+    </w:pPr>
   </w:p>
 </w:ftr>
 </file>

--- a/Getaran-Mekanik/Modul-Word/Modul-11-Transformasi-Fourier-Teori-dan-Implementasi-FFT.docx
+++ b/Getaran-Mekanik/Modul-Word/Modul-11-Transformasi-Fourier-Teori-dan-Implementasi-FFT.docx
@@ -6330,7 +6330,7 @@
           <w:i w:val="0"/>
           <w:sz w:val="22"/>
         </w:rPr>
-        <w:t>Gambar 8 menunjukkan cuplikan Cell 2, langkah inti workflow: menghitung FFT real-input dengan numpy.fft.rfft, menormalisasi magnitude ke satuan amplitudo asli, dan mencetak tiga puncak frekuensi tertinggi hasil pengurutan dengan np.argsort. Untuk data real dari accelerometer (format CSV atau TDMS), Cell 1 dapat digantikan dengan pd.read_csv() atau library nptdms, sementara workflow Cell 2 sampai Cell 4 tetap sama persis.</w:t>
+        <w:t xml:space="preserve">Gambar 8 menunjukkan potongan Cell 2, langkah inti workflow: menghitung FFT real-input dengan numpy.fft.rfft, menormalisasi magnitude ke satuan amplitudo asli, dan mencetak tiga puncak frekuensi tertinggi hasil pengurutan dengan np.argsort. Untuk data real dari accelerometer (format CSV atau TDMS), Cell 1 dapat digantikan dengan pd.read_csv() atau library nptdms, sementara workflow Cell 2 sampai Cell 4 tetap sama persis.</w:t>
       </w:r>
     </w:p>
     <w:p>
@@ -6411,7 +6411,7 @@
           <w:color w:val="444444"/>
           <w:sz w:val="20"/>
         </w:rPr>
-        <w:t>Gambar 8. Cuplikan Cell 2: FFT dasar dengan numpy.fft.rfft, normalisasi magnitude ke satuan amplitudo asli, dan pencarian tiga puncak frekuensi tertinggi.</w:t>
+        <w:t xml:space="preserve">Gambar 8. Potongan Cell 2: FFT dasar dengan numpy.fft.rfft, normalisasi magnitude ke satuan amplitudo asli, dan pencarian tiga puncak frekuensi tertinggi.</w:t>
       </w:r>
     </w:p>
     <w:p>

--- a/Getaran-Mekanik/Modul-Word/Modul-11-Transformasi-Fourier-Teori-dan-Implementasi-FFT.docx
+++ b/Getaran-Mekanik/Modul-Word/Modul-11-Transformasi-Fourier-Teori-dan-Implementasi-FFT.docx
@@ -1379,7 +1379,7 @@
                                 <w:szCs w:val="20"/>
                                 <w:lang w:val="en-US"/>
                               </w:rPr>
-                              <w:t>myclass.mercubuana.ac.id</w:t>
+                              <w:t xml:space="preserve">myclass.mercubuana.ac·id</w:t>
                             </w:r>
                           </w:p>
                         </w:txbxContent>
@@ -1426,7 +1426,7 @@
                           <w:szCs w:val="20"/>
                           <w:lang w:val="en-US"/>
                         </w:rPr>
-                        <w:t>myclass.mercubuana.ac.id</w:t>
+                        <w:t xml:space="preserve">myclass.mercubuana.ac·id</w:t>
                       </w:r>
                     </w:p>
                   </w:txbxContent>
@@ -2512,7 +2512,7 @@
                                 <w:sz w:val="20"/>
                                 <w:szCs w:val="20"/>
                               </w:rPr>
-                              <w:t>www.mercubuana.ac.id</w:t>
+                              <w:t xml:space="preserve">www.mercubuana.ac·id</w:t>
                             </w:r>
                           </w:p>
                         </w:txbxContent>
@@ -2558,7 +2558,7 @@
                           <w:sz w:val="20"/>
                           <w:szCs w:val="20"/>
                         </w:rPr>
-                        <w:t>www.mercubuana.ac.id</w:t>
+                        <w:t xml:space="preserve">www.mercubuana.ac·id</w:t>
                       </w:r>
                     </w:p>
                   </w:txbxContent>
@@ -2858,6 +2858,15 @@
         </w:rPr>
         <w:t>Sinyal getaran mesin direkam sebagai x(t), yaitu amplitudo terhadap waktu. Representasi ini disebut domain waktu (time domain): bagus untuk melihat shock, transient, dan perubahan amplitudo, tetapi sulit dibaca komposisi frekuensinya bila banyak komponen tercampur. Transformasi Fourier mengurai sinyal domain waktu menjadi spektrum frekuensi, yaitu peta magnitude |X(f)| terhadap frekuensi f: setiap puncak pada spektrum merepresentasikan satu komponen sinusoidal penyusun sinyal asli. Kedua representasi setara, mengandung informasi yang sama, hanya berbeda sudut pandang; Fourier Transform (FT) mengubah waktu menjadi frekuensi, Inverse Fourier Transform (IFT) mengembalikannya.</w:t>
       </w:r>
+      <w:r>
+        <w:rPr>
+          <w:rFonts w:ascii="Arial" w:hAnsi="Arial" w:cs="Arial"/>
+          <w:b w:val="0"/>
+          <w:i w:val="0"/>
+          <w:sz w:val="22"/>
+        </w:rPr>
+        <w:t xml:space="preserve"> Hubungan ini dirangkum dalam Persamaan (1).</w:t>
+      </w:r>
     </w:p>
     <w:p>
       <w:pPr>
@@ -2872,7 +2881,141 @@
           <w:color w:val="305496"/>
           <w:sz w:val="22"/>
         </w:rPr>
-        <w:t>x(t) = A1 sin(omega1 t) + A2 sin(omega2 t) + ...   &lt;-&gt;   |X(f)| pada f1, f2, ...</w:t>
+        <w:t xml:space="preserve">x(t) = </w:t>
+      </w:r>
+      <w:r>
+        <w:rPr>
+          <w:rFonts w:ascii="Arial" w:hAnsi="Arial" w:cs="Arial"/>
+          <w:b/>
+          <w:i/>
+          <w:color w:val="305496"/>
+          <w:sz w:val="22"/>
+        </w:rPr>
+        <w:t xml:space="preserve">A</w:t>
+      </w:r>
+      <w:r>
+        <w:rPr>
+          <w:rFonts w:ascii="Arial" w:hAnsi="Arial" w:cs="Arial"/>
+          <w:b/>
+          <w:i/>
+          <w:color w:val="305496"/>
+          <w:sz w:val="22"/>
+          <w:vertAlign w:val="subscript"/>
+        </w:rPr>
+        <w:t xml:space="preserve">1</w:t>
+      </w:r>
+      <w:r>
+        <w:rPr>
+          <w:rFonts w:ascii="Arial" w:hAnsi="Arial" w:cs="Arial"/>
+          <w:b/>
+          <w:i/>
+          <w:color w:val="305496"/>
+          <w:sz w:val="22"/>
+        </w:rPr>
+        <w:t xml:space="preserve"> sin(omega1 t) + </w:t>
+      </w:r>
+      <w:r>
+        <w:rPr>
+          <w:rFonts w:ascii="Arial" w:hAnsi="Arial" w:cs="Arial"/>
+          <w:b/>
+          <w:i/>
+          <w:color w:val="305496"/>
+          <w:sz w:val="22"/>
+        </w:rPr>
+        <w:t xml:space="preserve">A</w:t>
+      </w:r>
+      <w:r>
+        <w:rPr>
+          <w:rFonts w:ascii="Arial" w:hAnsi="Arial" w:cs="Arial"/>
+          <w:b/>
+          <w:i/>
+          <w:color w:val="305496"/>
+          <w:sz w:val="22"/>
+          <w:vertAlign w:val="subscript"/>
+        </w:rPr>
+        <w:t xml:space="preserve">2</w:t>
+      </w:r>
+      <w:r>
+        <w:rPr>
+          <w:rFonts w:ascii="Arial" w:hAnsi="Arial" w:cs="Arial"/>
+          <w:b/>
+          <w:i/>
+          <w:color w:val="305496"/>
+          <w:sz w:val="22"/>
+        </w:rPr>
+        <w:t xml:space="preserve"> sin(omega2 t) + ...   ↔   |X(f)| pada </w:t>
+      </w:r>
+      <w:r>
+        <w:rPr>
+          <w:rFonts w:ascii="Arial" w:hAnsi="Arial" w:cs="Arial"/>
+          <w:b/>
+          <w:i/>
+          <w:color w:val="305496"/>
+          <w:sz w:val="22"/>
+        </w:rPr>
+        <w:t xml:space="preserve">f</w:t>
+      </w:r>
+      <w:r>
+        <w:rPr>
+          <w:rFonts w:ascii="Arial" w:hAnsi="Arial" w:cs="Arial"/>
+          <w:b/>
+          <w:i/>
+          <w:color w:val="305496"/>
+          <w:sz w:val="22"/>
+          <w:vertAlign w:val="subscript"/>
+        </w:rPr>
+        <w:t xml:space="preserve">1</w:t>
+      </w:r>
+      <w:r>
+        <w:rPr>
+          <w:rFonts w:ascii="Arial" w:hAnsi="Arial" w:cs="Arial"/>
+          <w:b/>
+          <w:i/>
+          <w:color w:val="305496"/>
+          <w:sz w:val="22"/>
+        </w:rPr>
+        <w:t xml:space="preserve">, </w:t>
+      </w:r>
+      <w:r>
+        <w:rPr>
+          <w:rFonts w:ascii="Arial" w:hAnsi="Arial" w:cs="Arial"/>
+          <w:b/>
+          <w:i/>
+          <w:color w:val="305496"/>
+          <w:sz w:val="22"/>
+        </w:rPr>
+        <w:t xml:space="preserve">f</w:t>
+      </w:r>
+      <w:r>
+        <w:rPr>
+          <w:rFonts w:ascii="Arial" w:hAnsi="Arial" w:cs="Arial"/>
+          <w:b/>
+          <w:i/>
+          <w:color w:val="305496"/>
+          <w:sz w:val="22"/>
+          <w:vertAlign w:val="subscript"/>
+        </w:rPr>
+        <w:t xml:space="preserve">2</w:t>
+      </w:r>
+      <w:r>
+        <w:rPr>
+          <w:rFonts w:ascii="Arial" w:hAnsi="Arial" w:cs="Arial"/>
+          <w:b/>
+          <w:i/>
+          <w:color w:val="305496"/>
+          <w:sz w:val="22"/>
+        </w:rPr>
+        <w:t xml:space="preserve">, ...</w:t>
+      </w:r>
+      <w:r>
+        <w:rPr>
+          <w:rFonts w:ascii="Arial" w:hAnsi="Arial" w:cs="Arial"/>
+          <w:b/>
+          <w:i/>
+          <w:color w:val="305496"/>
+          <w:sz w:val="22"/>
+        </w:rPr>
+        <w:t xml:space="preserve">   (1)</w:t>
       </w:r>
     </w:p>
     <w:p>
@@ -2992,7 +3135,44 @@
           <w:i w:val="0"/>
           <w:sz w:val="22"/>
         </w:rPr>
-        <w:t>Joseph Fourier (1822) menemukan bahwa setiap sinyal periodik dengan periode T dapat dinyatakan sebagai jumlah tak hingga sinusoidal berfrekuensi kelipatan frekuensi dasar f0 = 1/T. Temuan ini, Fourier Series, adalah fondasi seluruh transformasi Fourier modern.</w:t>
+        <w:t xml:space="preserve">Joseph Fourier (1822) menemukan bahwa setiap sinyal periodik dengan periode T dapat dinyatakan sebagai jumlah tak hingga sinusoidal berfrekuensi kelipatan frekuensi dasar </w:t>
+      </w:r>
+      <w:r>
+        <w:rPr>
+          <w:rFonts w:ascii="Arial" w:hAnsi="Arial" w:cs="Arial"/>
+          <w:b w:val="0"/>
+          <w:i w:val="0"/>
+          <w:sz w:val="22"/>
+        </w:rPr>
+        <w:t xml:space="preserve">f</w:t>
+      </w:r>
+      <w:r>
+        <w:rPr>
+          <w:rFonts w:ascii="Arial" w:hAnsi="Arial" w:cs="Arial"/>
+          <w:b w:val="0"/>
+          <w:i w:val="0"/>
+          <w:sz w:val="22"/>
+          <w:vertAlign w:val="subscript"/>
+        </w:rPr>
+        <w:t xml:space="preserve">0</w:t>
+      </w:r>
+      <w:r>
+        <w:rPr>
+          <w:rFonts w:ascii="Arial" w:hAnsi="Arial" w:cs="Arial"/>
+          <w:b w:val="0"/>
+          <w:i w:val="0"/>
+          <w:sz w:val="22"/>
+        </w:rPr>
+        <w:t xml:space="preserve"> = 1/T. Temuan ini, Fourier Series, adalah fondasi seluruh transformasi Fourier modern.</w:t>
+      </w:r>
+      <w:r>
+        <w:rPr>
+          <w:rFonts w:ascii="Arial" w:hAnsi="Arial" w:cs="Arial"/>
+          <w:b w:val="0"/>
+          <w:i w:val="0"/>
+          <w:sz w:val="22"/>
+        </w:rPr>
+        <w:t xml:space="preserve"> Bentuk ringkasnya dituliskan pada Persamaan (2).</w:t>
       </w:r>
     </w:p>
     <w:p>
@@ -3008,7 +3188,110 @@
           <w:color w:val="305496"/>
           <w:sz w:val="22"/>
         </w:rPr>
-        <w:t>x(t) = a0/2 + sum[ an cos(2*pi*n*f0*t) + bn sin(2*pi*n*f0*t) ],  n = 1, 2, 3, ...</w:t>
+        <w:t xml:space="preserve">x(t) = </w:t>
+      </w:r>
+      <w:r>
+        <w:rPr>
+          <w:rFonts w:ascii="Arial" w:hAnsi="Arial" w:cs="Arial"/>
+          <w:b/>
+          <w:i/>
+          <w:color w:val="305496"/>
+          <w:sz w:val="22"/>
+        </w:rPr>
+        <w:t xml:space="preserve">a</w:t>
+      </w:r>
+      <w:r>
+        <w:rPr>
+          <w:rFonts w:ascii="Arial" w:hAnsi="Arial" w:cs="Arial"/>
+          <w:b/>
+          <w:i/>
+          <w:color w:val="305496"/>
+          <w:sz w:val="22"/>
+          <w:vertAlign w:val="subscript"/>
+        </w:rPr>
+        <w:t xml:space="preserve">0</w:t>
+      </w:r>
+      <w:r>
+        <w:rPr>
+          <w:rFonts w:ascii="Arial" w:hAnsi="Arial" w:cs="Arial"/>
+          <w:b/>
+          <w:i/>
+          <w:color w:val="305496"/>
+          <w:sz w:val="22"/>
+        </w:rPr>
+        <w:t xml:space="preserve">/2 + sum[ an cos(2·π·n·</w:t>
+      </w:r>
+      <w:r>
+        <w:rPr>
+          <w:rFonts w:ascii="Arial" w:hAnsi="Arial" w:cs="Arial"/>
+          <w:b/>
+          <w:i/>
+          <w:color w:val="305496"/>
+          <w:sz w:val="22"/>
+        </w:rPr>
+        <w:t xml:space="preserve">f</w:t>
+      </w:r>
+      <w:r>
+        <w:rPr>
+          <w:rFonts w:ascii="Arial" w:hAnsi="Arial" w:cs="Arial"/>
+          <w:b/>
+          <w:i/>
+          <w:color w:val="305496"/>
+          <w:sz w:val="22"/>
+          <w:vertAlign w:val="subscript"/>
+        </w:rPr>
+        <w:t xml:space="preserve">0</w:t>
+      </w:r>
+      <w:r>
+        <w:rPr>
+          <w:rFonts w:ascii="Arial" w:hAnsi="Arial" w:cs="Arial"/>
+          <w:b/>
+          <w:i/>
+          <w:color w:val="305496"/>
+          <w:sz w:val="22"/>
+        </w:rPr>
+        <w:t xml:space="preserve">·t) + bn sin(2·π·n·</w:t>
+      </w:r>
+      <w:r>
+        <w:rPr>
+          <w:rFonts w:ascii="Arial" w:hAnsi="Arial" w:cs="Arial"/>
+          <w:b/>
+          <w:i/>
+          <w:color w:val="305496"/>
+          <w:sz w:val="22"/>
+        </w:rPr>
+        <w:t xml:space="preserve">f</w:t>
+      </w:r>
+      <w:r>
+        <w:rPr>
+          <w:rFonts w:ascii="Arial" w:hAnsi="Arial" w:cs="Arial"/>
+          <w:b/>
+          <w:i/>
+          <w:color w:val="305496"/>
+          <w:sz w:val="22"/>
+          <w:vertAlign w:val="subscript"/>
+        </w:rPr>
+        <w:t xml:space="preserve">0</w:t>
+      </w:r>
+      <w:r>
+        <w:rPr>
+          <w:rFonts w:ascii="Arial" w:hAnsi="Arial" w:cs="Arial"/>
+          <w:b/>
+          <w:i/>
+          <w:color w:val="305496"/>
+          <w:sz w:val="22"/>
+        </w:rPr>
+        <w:t xml:space="preserve">·t) ],  n = 1, 2, 3, ...</w:t>
+      </w:r>
+      <w:r>
+        <w:rPr>
+          <w:rFonts w:ascii="Arial" w:hAnsi="Arial" w:cs="Arial"/>
+          <w:b/>
+          <w:i/>
+          <w:color w:val="305496"/>
+          <w:sz w:val="22"/>
+        </w:rPr>
+        <w:t xml:space="preserve">   (2)</w:t>
       </w:r>
     </w:p>
     <w:p>
@@ -3041,7 +3324,91 @@
           <w:i w:val="0"/>
           <w:sz w:val="22"/>
         </w:rPr>
-        <w:t>f0 = 1/T adalah frekuensi terendah dalam dekomposisi; komponen lain selalu kelipatan integer f0, 2f0, 3f0, dan seterusnya, disebut harmonik (f0 = harmonik 1, 2f0 = harmonik 2, dst).</w:t>
+        <w:t xml:space="preserve"/>
+      </w:r>
+      <w:r>
+        <w:rPr>
+          <w:rFonts w:ascii="Arial" w:hAnsi="Arial" w:cs="Arial"/>
+          <w:b w:val="0"/>
+          <w:i w:val="0"/>
+          <w:sz w:val="22"/>
+        </w:rPr>
+        <w:t xml:space="preserve">f</w:t>
+      </w:r>
+      <w:r>
+        <w:rPr>
+          <w:rFonts w:ascii="Arial" w:hAnsi="Arial" w:cs="Arial"/>
+          <w:b w:val="0"/>
+          <w:i w:val="0"/>
+          <w:sz w:val="22"/>
+          <w:vertAlign w:val="subscript"/>
+        </w:rPr>
+        <w:t xml:space="preserve">0</w:t>
+      </w:r>
+      <w:r>
+        <w:rPr>
+          <w:rFonts w:ascii="Arial" w:hAnsi="Arial" w:cs="Arial"/>
+          <w:b w:val="0"/>
+          <w:i w:val="0"/>
+          <w:sz w:val="22"/>
+        </w:rPr>
+        <w:t xml:space="preserve"> = 1/T adalah frekuensi terendah dalam dekomposisi; komponen lain selalu kelipatan integer </w:t>
+      </w:r>
+      <w:r>
+        <w:rPr>
+          <w:rFonts w:ascii="Arial" w:hAnsi="Arial" w:cs="Arial"/>
+          <w:b w:val="0"/>
+          <w:i w:val="0"/>
+          <w:sz w:val="22"/>
+        </w:rPr>
+        <w:t xml:space="preserve">f</w:t>
+      </w:r>
+      <w:r>
+        <w:rPr>
+          <w:rFonts w:ascii="Arial" w:hAnsi="Arial" w:cs="Arial"/>
+          <w:b w:val="0"/>
+          <w:i w:val="0"/>
+          <w:sz w:val="22"/>
+          <w:vertAlign w:val="subscript"/>
+        </w:rPr>
+        <w:t xml:space="preserve">0</w:t>
+      </w:r>
+      <w:r>
+        <w:rPr>
+          <w:rFonts w:ascii="Arial" w:hAnsi="Arial" w:cs="Arial"/>
+          <w:b w:val="0"/>
+          <w:i w:val="0"/>
+          <w:sz w:val="22"/>
+        </w:rPr>
+        <w:t xml:space="preserve">, 2f0, 3f0, dan seterusnya, disebut harmonik (</w:t>
+      </w:r>
+      <w:r>
+        <w:rPr>
+          <w:rFonts w:ascii="Arial" w:hAnsi="Arial" w:cs="Arial"/>
+          <w:b w:val="0"/>
+          <w:i w:val="0"/>
+          <w:sz w:val="22"/>
+        </w:rPr>
+        <w:t xml:space="preserve">f</w:t>
+      </w:r>
+      <w:r>
+        <w:rPr>
+          <w:rFonts w:ascii="Arial" w:hAnsi="Arial" w:cs="Arial"/>
+          <w:b w:val="0"/>
+          <w:i w:val="0"/>
+          <w:sz w:val="22"/>
+          <w:vertAlign w:val="subscript"/>
+        </w:rPr>
+        <w:t xml:space="preserve">0</w:t>
+      </w:r>
+      <w:r>
+        <w:rPr>
+          <w:rFonts w:ascii="Arial" w:hAnsi="Arial" w:cs="Arial"/>
+          <w:b w:val="0"/>
+          <w:i w:val="0"/>
+          <w:sz w:val="22"/>
+        </w:rPr>
+        <w:t xml:space="preserve"> = harmonik 1, 2f0 = harmonik 2, dst).</w:t>
       </w:r>
     </w:p>
     <w:p>
@@ -3074,7 +3441,101 @@
           <w:i w:val="0"/>
           <w:sz w:val="22"/>
         </w:rPr>
-        <w:t>an = (2/T) integral x(t) cos(2*pi*n*f0*t) dt dan bn = (2/T) integral x(t) sin(2*pi*n*f0*t) dt, dihitung atas satu periode T; amplitudo komponen ke-n adalah An = akar(an^2 + bn^2).</w:t>
+        <w:t xml:space="preserve">an = (2/T) integral x(t) cos(2·π·n·</w:t>
+      </w:r>
+      <w:r>
+        <w:rPr>
+          <w:rFonts w:ascii="Arial" w:hAnsi="Arial" w:cs="Arial"/>
+          <w:b w:val="0"/>
+          <w:i w:val="0"/>
+          <w:sz w:val="22"/>
+        </w:rPr>
+        <w:t xml:space="preserve">f</w:t>
+      </w:r>
+      <w:r>
+        <w:rPr>
+          <w:rFonts w:ascii="Arial" w:hAnsi="Arial" w:cs="Arial"/>
+          <w:b w:val="0"/>
+          <w:i w:val="0"/>
+          <w:sz w:val="22"/>
+          <w:vertAlign w:val="subscript"/>
+        </w:rPr>
+        <w:t xml:space="preserve">0</w:t>
+      </w:r>
+      <w:r>
+        <w:rPr>
+          <w:rFonts w:ascii="Arial" w:hAnsi="Arial" w:cs="Arial"/>
+          <w:b w:val="0"/>
+          <w:i w:val="0"/>
+          <w:sz w:val="22"/>
+        </w:rPr>
+        <w:t xml:space="preserve">·t) dt dan bn = (2/T) integral x(t) sin(2·π·n·</w:t>
+      </w:r>
+      <w:r>
+        <w:rPr>
+          <w:rFonts w:ascii="Arial" w:hAnsi="Arial" w:cs="Arial"/>
+          <w:b w:val="0"/>
+          <w:i w:val="0"/>
+          <w:sz w:val="22"/>
+        </w:rPr>
+        <w:t xml:space="preserve">f</w:t>
+      </w:r>
+      <w:r>
+        <w:rPr>
+          <w:rFonts w:ascii="Arial" w:hAnsi="Arial" w:cs="Arial"/>
+          <w:b w:val="0"/>
+          <w:i w:val="0"/>
+          <w:sz w:val="22"/>
+          <w:vertAlign w:val="subscript"/>
+        </w:rPr>
+        <w:t xml:space="preserve">0</w:t>
+      </w:r>
+      <w:r>
+        <w:rPr>
+          <w:rFonts w:ascii="Arial" w:hAnsi="Arial" w:cs="Arial"/>
+          <w:b w:val="0"/>
+          <w:i w:val="0"/>
+          <w:sz w:val="22"/>
+        </w:rPr>
+        <w:t xml:space="preserve">·t) dt, dihitung atas satu periode T; amplitudo komponen ke-n adalah An = √(an</w:t>
+      </w:r>
+      <w:r>
+        <w:rPr>
+          <w:rFonts w:ascii="Arial" w:hAnsi="Arial" w:cs="Arial"/>
+          <w:b w:val="0"/>
+          <w:i w:val="0"/>
+          <w:sz w:val="22"/>
+          <w:vertAlign w:val="superscript"/>
+        </w:rPr>
+        <w:t xml:space="preserve">2</w:t>
+      </w:r>
+      <w:r>
+        <w:rPr>
+          <w:rFonts w:ascii="Arial" w:hAnsi="Arial" w:cs="Arial"/>
+          <w:b w:val="0"/>
+          <w:i w:val="0"/>
+          <w:sz w:val="22"/>
+        </w:rPr>
+        <w:t xml:space="preserve"> + bn</w:t>
+      </w:r>
+      <w:r>
+        <w:rPr>
+          <w:rFonts w:ascii="Arial" w:hAnsi="Arial" w:cs="Arial"/>
+          <w:b w:val="0"/>
+          <w:i w:val="0"/>
+          <w:sz w:val="22"/>
+          <w:vertAlign w:val="superscript"/>
+        </w:rPr>
+        <w:t xml:space="preserve">2</w:t>
+      </w:r>
+      <w:r>
+        <w:rPr>
+          <w:rFonts w:ascii="Arial" w:hAnsi="Arial" w:cs="Arial"/>
+          <w:b w:val="0"/>
+          <w:i w:val="0"/>
+          <w:sz w:val="22"/>
+        </w:rPr>
+        <w:t xml:space="preserve">).</w:t>
       </w:r>
     </w:p>
     <w:p>
@@ -3107,7 +3568,45 @@
           <w:i w:val="0"/>
           <w:sz w:val="22"/>
         </w:rPr>
-        <w:t>x(t) = Sigma Cn e^(j*2*pi*n*f0*t) dengan Cn = (1/T) integral x(t) e^(-j*2*pi*n*f0*t) dt; bilangan kompleks Cn menggabung amplitudo dan fase dalam satu nilai, formulasi yang kemudian digeneralisasi ke CFT dan FFT.</w:t>
+        <w:t xml:space="preserve">x(t) = Σ Cn e</w:t>
+      </w:r>
+      <w:r>
+        <w:rPr>
+          <w:rFonts w:ascii="Arial" w:hAnsi="Arial" w:cs="Arial"/>
+          <w:b w:val="0"/>
+          <w:i w:val="0"/>
+          <w:sz w:val="22"/>
+          <w:vertAlign w:val="superscript"/>
+        </w:rPr>
+        <w:t xml:space="preserve">j·2·π·n·f0·t</w:t>
+      </w:r>
+      <w:r>
+        <w:rPr>
+          <w:rFonts w:ascii="Arial" w:hAnsi="Arial" w:cs="Arial"/>
+          <w:b w:val="0"/>
+          <w:i w:val="0"/>
+          <w:sz w:val="22"/>
+        </w:rPr>
+        <w:t xml:space="preserve"> dengan Cn = (1/T) integral x(t) e</w:t>
+      </w:r>
+      <w:r>
+        <w:rPr>
+          <w:rFonts w:ascii="Arial" w:hAnsi="Arial" w:cs="Arial"/>
+          <w:b w:val="0"/>
+          <w:i w:val="0"/>
+          <w:sz w:val="22"/>
+          <w:vertAlign w:val="superscript"/>
+        </w:rPr>
+        <w:t xml:space="preserve">-j·2·π·n·f0·t</w:t>
+      </w:r>
+      <w:r>
+        <w:rPr>
+          <w:rFonts w:ascii="Arial" w:hAnsi="Arial" w:cs="Arial"/>
+          <w:b w:val="0"/>
+          <w:i w:val="0"/>
+          <w:sz w:val="22"/>
+        </w:rPr>
+        <w:t xml:space="preserve"> dt; bilangan kompleks Cn menggabung amplitudo dan fase dalam satu nilai, formulasi yang kemudian digeneralisasi ke CFT dan FFT.</w:t>
       </w:r>
     </w:p>
     <w:p>
@@ -3133,6 +3632,15 @@
         </w:rPr>
         <w:t>Contoh klasik dekomposisi Fourier Series adalah square wave, yang tersusun hanya dari harmonik ganjil dengan amplitudo berbanding terbalik dengan nomor harmoniknya.</w:t>
       </w:r>
+      <w:r>
+        <w:rPr>
+          <w:rFonts w:ascii="Arial" w:hAnsi="Arial" w:cs="Arial"/>
+          <w:b w:val="0"/>
+          <w:i w:val="0"/>
+          <w:sz w:val="22"/>
+        </w:rPr>
+        <w:t xml:space="preserve"> Persamaan (3) memadatkan aturan tersebut.</w:t>
+      </w:r>
     </w:p>
     <w:p>
       <w:pPr>
@@ -3147,7 +3655,48 @@
           <w:color w:val="305496"/>
           <w:sz w:val="22"/>
         </w:rPr>
-        <w:t>x(t) = (4/pi) [ sin(w0 t) + sin(3 w0 t)/3 + sin(5 w0 t)/5 + ... ]</w:t>
+        <w:t xml:space="preserve">x(t) = (4/π) [ sin(</w:t>
+      </w:r>
+      <w:r>
+        <w:rPr>
+          <w:rFonts w:ascii="Arial" w:hAnsi="Arial" w:cs="Arial"/>
+          <w:b/>
+          <w:i/>
+          <w:color w:val="305496"/>
+          <w:sz w:val="22"/>
+        </w:rPr>
+        <w:t xml:space="preserve">w</w:t>
+      </w:r>
+      <w:r>
+        <w:rPr>
+          <w:rFonts w:ascii="Arial" w:hAnsi="Arial" w:cs="Arial"/>
+          <w:b/>
+          <w:i/>
+          <w:color w:val="305496"/>
+          <w:sz w:val="22"/>
+          <w:vertAlign w:val="subscript"/>
+        </w:rPr>
+        <w:t xml:space="preserve">0</w:t>
+      </w:r>
+      <w:r>
+        <w:rPr>
+          <w:rFonts w:ascii="Arial" w:hAnsi="Arial" w:cs="Arial"/>
+          <w:b/>
+          <w:i/>
+          <w:color w:val="305496"/>
+          <w:sz w:val="22"/>
+        </w:rPr>
+        <w:t xml:space="preserve"> t) + sin(3 w0 t)/3 + sin(5 w0 t)/5 + ... ]</w:t>
+      </w:r>
+      <w:r>
+        <w:rPr>
+          <w:rFonts w:ascii="Arial" w:hAnsi="Arial" w:cs="Arial"/>
+          <w:b/>
+          <w:i/>
+          <w:color w:val="305496"/>
+          <w:sz w:val="22"/>
+        </w:rPr>
+        <w:t xml:space="preserve">   (3)</w:t>
       </w:r>
     </w:p>
     <w:p>
@@ -3243,7 +3792,63 @@
           <w:i w:val="0"/>
           <w:sz w:val="22"/>
         </w:rPr>
-        <w:t>Spektrum sinyal periodik selalu diskrit, yaitu hanya bernilai non-zero pada frekuensi kelipatan f0; ini berbeda dengan sinyal aperiodik yang spektrumnya kontinu (dibahas pada Bagian selanjutnya). Ciri khas spektrum mesin dalam kondisi steady-state adalah garis-garis tajam pada f0 dan harmoniknya, sebuah pola teratur yang menjadi penanda mesin sehat. Aturan diagnosis cepat yang berlaku umum: sinyal getaran mesin steady-state (rotor berputar konstan) selalu periodik dengan periode sama dengan satu putaran shaft, sehingga f0 = rpm/60; harmonik 2x sering menandakan misalignment, sementara harmonik 3x dan lebih tinggi umumnya menandakan looseness atau impulsive defect. Pemahaman Fourier Series sebagai konsep awal ini menjadi syarat wajib sebelum mempelajari FFT pada Bagian berikutnya.</w:t>
+        <w:t xml:space="preserve">Spektrum sinyal periodik selalu diskrit, yaitu hanya bernilai non-zero pada frekuensi kelipatan </w:t>
+      </w:r>
+      <w:r>
+        <w:rPr>
+          <w:rFonts w:ascii="Arial" w:hAnsi="Arial" w:cs="Arial"/>
+          <w:b w:val="0"/>
+          <w:i w:val="0"/>
+          <w:sz w:val="22"/>
+        </w:rPr>
+        <w:t xml:space="preserve">f</w:t>
+      </w:r>
+      <w:r>
+        <w:rPr>
+          <w:rFonts w:ascii="Arial" w:hAnsi="Arial" w:cs="Arial"/>
+          <w:b w:val="0"/>
+          <w:i w:val="0"/>
+          <w:sz w:val="22"/>
+          <w:vertAlign w:val="subscript"/>
+        </w:rPr>
+        <w:t xml:space="preserve">0</w:t>
+      </w:r>
+      <w:r>
+        <w:rPr>
+          <w:rFonts w:ascii="Arial" w:hAnsi="Arial" w:cs="Arial"/>
+          <w:b w:val="0"/>
+          <w:i w:val="0"/>
+          <w:sz w:val="22"/>
+        </w:rPr>
+        <w:t xml:space="preserve">; ini berbeda dengan sinyal aperiodik yang spektrumnya kontinu (dibahas pada Bagian selanjutnya). Ciri khas spektrum mesin dalam kondisi steady-state adalah garis-garis tajam pada f0 dan harmoniknya, sebuah pola teratur yang menjadi penanda mesin sehat. Aturan diagnosis cepat yang berlaku umum: sinyal getaran mesin steady-state (rotor berputar konstan) selalu periodik dengan periode sama dengan satu putaran shaft, sehingga </w:t>
+      </w:r>
+      <w:r>
+        <w:rPr>
+          <w:rFonts w:ascii="Arial" w:hAnsi="Arial" w:cs="Arial"/>
+          <w:b w:val="0"/>
+          <w:i w:val="0"/>
+          <w:sz w:val="22"/>
+        </w:rPr>
+        <w:t xml:space="preserve">f</w:t>
+      </w:r>
+      <w:r>
+        <w:rPr>
+          <w:rFonts w:ascii="Arial" w:hAnsi="Arial" w:cs="Arial"/>
+          <w:b w:val="0"/>
+          <w:i w:val="0"/>
+          <w:sz w:val="22"/>
+          <w:vertAlign w:val="subscript"/>
+        </w:rPr>
+        <w:t xml:space="preserve">0</w:t>
+      </w:r>
+      <w:r>
+        <w:rPr>
+          <w:rFonts w:ascii="Arial" w:hAnsi="Arial" w:cs="Arial"/>
+          <w:b w:val="0"/>
+          <w:i w:val="0"/>
+          <w:sz w:val="22"/>
+        </w:rPr>
+        <w:t xml:space="preserve"> = rpm/60; harmonik 2x sering menandakan misalignment, sementara harmonik 3x dan lebih tinggi umumnya menandakan looseness atau impulsive defect. Pemahaman Fourier Series sebagai konsep awal ini menjadi syarat wajib sebelum mempelajari FFT pada Bagian berikutnya.</w:t>
       </w:r>
     </w:p>
     <w:p>
@@ -3292,6 +3897,24 @@
         </w:rPr>
         <w:t>Fourier Series hanya berlaku untuk sinyal periodik. Untuk sinyal aperiodik seperti transient, single pulse, atau sinyal terbatas waktu, solusinya adalah mengambil limit T menuju tak hingga dari Fourier Series, menghasilkan Continuous Fourier Transform (CFT), yaitu integral kontinu yang menghasilkan spektrum frekuensi kontinu (bukan lagi garis-garis diskrit).</w:t>
       </w:r>
+      <w:r>
+        <w:rPr>
+          <w:rFonts w:ascii="Arial" w:hAnsi="Arial" w:cs="Arial"/>
+          <w:b w:val="0"/>
+          <w:i w:val="0"/>
+          <w:sz w:val="22"/>
+        </w:rPr>
+        <w:t xml:space="preserve"> Rangkuman kuantitatifnya tertulis pada Persamaan (4).</w:t>
+      </w:r>
+      <w:r>
+        <w:rPr>
+          <w:rFonts w:ascii="Arial" w:hAnsi="Arial" w:cs="Arial"/>
+          <w:b w:val="0"/>
+          <w:i w:val="0"/>
+          <w:sz w:val="22"/>
+        </w:rPr>
+        <w:t xml:space="preserve"> Hubungan ini dirangkum dalam Persamaan (5).</w:t>
+      </w:r>
     </w:p>
     <w:p>
       <w:pPr>
@@ -3306,7 +3929,38 @@
           <w:color w:val="305496"/>
           <w:sz w:val="22"/>
         </w:rPr>
-        <w:t>Forward: X(f) = integral(-tak hingga, +tak hingga) x(t) e^(-j*2*pi*f*t) dt</w:t>
+        <w:t xml:space="preserve">Forward: X(f) = integral(-tak hingga, +tak hingga) x(t) e</w:t>
+      </w:r>
+      <w:r>
+        <w:rPr>
+          <w:rFonts w:ascii="Arial" w:hAnsi="Arial" w:cs="Arial"/>
+          <w:b/>
+          <w:i/>
+          <w:color w:val="305496"/>
+          <w:sz w:val="22"/>
+          <w:vertAlign w:val="superscript"/>
+        </w:rPr>
+        <w:t xml:space="preserve">-j·2·π·f·t</w:t>
+      </w:r>
+      <w:r>
+        <w:rPr>
+          <w:rFonts w:ascii="Arial" w:hAnsi="Arial" w:cs="Arial"/>
+          <w:b/>
+          <w:i/>
+          <w:color w:val="305496"/>
+          <w:sz w:val="22"/>
+        </w:rPr>
+        <w:t xml:space="preserve"> dt</w:t>
+      </w:r>
+      <w:r>
+        <w:rPr>
+          <w:rFonts w:ascii="Arial" w:hAnsi="Arial" w:cs="Arial"/>
+          <w:b/>
+          <w:i/>
+          <w:color w:val="305496"/>
+          <w:sz w:val="22"/>
+        </w:rPr>
+        <w:t xml:space="preserve">   (4)</w:t>
       </w:r>
     </w:p>
     <w:p>
@@ -3322,7 +3976,38 @@
           <w:color w:val="305496"/>
           <w:sz w:val="22"/>
         </w:rPr>
-        <w:t>Inverse: x(t) = integral(-tak hingga, +tak hingga) X(f) e^(+j*2*pi*f*t) df</w:t>
+        <w:t xml:space="preserve">Inverse: x(t) = integral(-tak hingga, +tak hingga) X(f) e</w:t>
+      </w:r>
+      <w:r>
+        <w:rPr>
+          <w:rFonts w:ascii="Arial" w:hAnsi="Arial" w:cs="Arial"/>
+          <w:b/>
+          <w:i/>
+          <w:color w:val="305496"/>
+          <w:sz w:val="22"/>
+          <w:vertAlign w:val="superscript"/>
+        </w:rPr>
+        <w:t xml:space="preserve">+j·2·π·f·t</w:t>
+      </w:r>
+      <w:r>
+        <w:rPr>
+          <w:rFonts w:ascii="Arial" w:hAnsi="Arial" w:cs="Arial"/>
+          <w:b/>
+          <w:i/>
+          <w:color w:val="305496"/>
+          <w:sz w:val="22"/>
+        </w:rPr>
+        <w:t xml:space="preserve"> df</w:t>
+      </w:r>
+      <w:r>
+        <w:rPr>
+          <w:rFonts w:ascii="Arial" w:hAnsi="Arial" w:cs="Arial"/>
+          <w:b/>
+          <w:i/>
+          <w:color w:val="305496"/>
+          <w:sz w:val="22"/>
+        </w:rPr>
+        <w:t xml:space="preserve">   (5)</w:t>
       </w:r>
     </w:p>
     <w:p>
@@ -3355,7 +4040,35 @@
           <w:i w:val="0"/>
           <w:sz w:val="22"/>
         </w:rPr>
-        <w:t>X(f) didefinisikan untuk semua f real (positif dan negatif), tidak lagi terbatas pada kelipatan f0; magnitudo |X(f)| menunjukkan kerapatan energi spektral pada frekuensi f.</w:t>
+        <w:t xml:space="preserve">X(f) didefinisikan untuk semua f real (positif dan negatif), tidak lagi terbatas pada kelipatan </w:t>
+      </w:r>
+      <w:r>
+        <w:rPr>
+          <w:rFonts w:ascii="Arial" w:hAnsi="Arial" w:cs="Arial"/>
+          <w:b w:val="0"/>
+          <w:i w:val="0"/>
+          <w:sz w:val="22"/>
+        </w:rPr>
+        <w:t xml:space="preserve">f</w:t>
+      </w:r>
+      <w:r>
+        <w:rPr>
+          <w:rFonts w:ascii="Arial" w:hAnsi="Arial" w:cs="Arial"/>
+          <w:b w:val="0"/>
+          <w:i w:val="0"/>
+          <w:sz w:val="22"/>
+          <w:vertAlign w:val="subscript"/>
+        </w:rPr>
+        <w:t xml:space="preserve">0</w:t>
+      </w:r>
+      <w:r>
+        <w:rPr>
+          <w:rFonts w:ascii="Arial" w:hAnsi="Arial" w:cs="Arial"/>
+          <w:b w:val="0"/>
+          <w:i w:val="0"/>
+          <w:sz w:val="22"/>
+        </w:rPr>
+        <w:t xml:space="preserve">; magnitudo |X(f)| menunjukkan kerapatan energi spektral pada frekuensi f.</w:t>
       </w:r>
     </w:p>
     <w:p>
@@ -3447,6 +4160,15 @@
         </w:rPr>
         <w:t>CFT adalah definisi matematis murni; komputer tidak dapat menghitung integral dari minus tak hingga sampai plus tak hingga. Untuk implementasi nyata dibutuhkan Discrete Fourier Transform (DFT), versi diskrit yang bekerja pada sinyal sampled/discrete-time. Sensor accelerometer mengeluarkan sample diskrit x[n] = x(n Δt) untuk n = 0, 1, ..., N-1, dan DFT mentransformasi N sample domain waktu menjadi N nilai domain frekuensi.</w:t>
       </w:r>
+      <w:r>
+        <w:rPr>
+          <w:rFonts w:ascii="Arial" w:hAnsi="Arial" w:cs="Arial"/>
+          <w:b w:val="0"/>
+          <w:i w:val="0"/>
+          <w:sz w:val="22"/>
+        </w:rPr>
+        <w:t xml:space="preserve"> Bentuk ringkasnya dituliskan pada Persamaan (6).</w:t>
+      </w:r>
     </w:p>
     <w:p>
       <w:pPr>
@@ -3461,7 +4183,38 @@
           <w:color w:val="305496"/>
           <w:sz w:val="22"/>
         </w:rPr>
-        <w:t>X[k] = Sigma(n=0..N-1) x[n] e^(-j*2*pi*k*n/N),  k = 0, 1, ..., N-1</w:t>
+        <w:t xml:space="preserve">X[k] = Σ(n=0..N-1) x[n] e</w:t>
+      </w:r>
+      <w:r>
+        <w:rPr>
+          <w:rFonts w:ascii="Arial" w:hAnsi="Arial" w:cs="Arial"/>
+          <w:b/>
+          <w:i/>
+          <w:color w:val="305496"/>
+          <w:sz w:val="22"/>
+          <w:vertAlign w:val="superscript"/>
+        </w:rPr>
+        <w:t xml:space="preserve">-j·2·π·k·n/N</w:t>
+      </w:r>
+      <w:r>
+        <w:rPr>
+          <w:rFonts w:ascii="Arial" w:hAnsi="Arial" w:cs="Arial"/>
+          <w:b/>
+          <w:i/>
+          <w:color w:val="305496"/>
+          <w:sz w:val="22"/>
+        </w:rPr>
+        <w:t xml:space="preserve">,  k = 0, 1, ..., N-1</w:t>
+      </w:r>
+      <w:r>
+        <w:rPr>
+          <w:rFonts w:ascii="Arial" w:hAnsi="Arial" w:cs="Arial"/>
+          <w:b/>
+          <w:i/>
+          <w:color w:val="305496"/>
+          <w:sz w:val="22"/>
+        </w:rPr>
+        <w:t xml:space="preserve">   (6)</w:t>
       </w:r>
     </w:p>
     <w:p>
@@ -3527,7 +4280,7 @@
           <w:i w:val="0"/>
           <w:sz w:val="22"/>
         </w:rPr>
-        <w:t>bila x[n] real (umumnya berlaku untuk sinyal getaran), maka X[N-k] = X*[k] (conjugate); akibatnya hanya N/2 + 1 nilai yang independen, sisanya redundant, sehingga plot magnitude FFT biasanya hanya ditampilkan dari 0 sampai N/2.</w:t>
+        <w:t xml:space="preserve">bila x[n] real (umumnya berlaku untuk sinyal getaran), maka X[N-k] = X·[k] (conjugate); akibatnya hanya N/2 + 1 nilai yang independen, sisanya redundant, sehingga plot magnitude FFT biasanya hanya ditampilkan dari 0 sampai N/2.</w:t>
       </w:r>
     </w:p>
     <w:p>
@@ -3560,7 +4313,26 @@
           <w:i w:val="0"/>
           <w:sz w:val="22"/>
         </w:rPr>
-        <w:t>mengembalikan domain waktu dari domain frekuensi: x[n] = (1/N) Sigma X[k] e^(+j*2*pi*k*n/N); kunci perbedaannya dengan DFT adalah tanda eksponen positif (bukan negatif) dan faktor pembagi 1/N.</w:t>
+        <w:t xml:space="preserve">mengembalikan domain waktu dari domain frekuensi: x[n] = (1/N) Σ X[k] e</w:t>
+      </w:r>
+      <w:r>
+        <w:rPr>
+          <w:rFonts w:ascii="Arial" w:hAnsi="Arial" w:cs="Arial"/>
+          <w:b w:val="0"/>
+          <w:i w:val="0"/>
+          <w:sz w:val="22"/>
+          <w:vertAlign w:val="superscript"/>
+        </w:rPr>
+        <w:t xml:space="preserve">+j·2·π·k·n/N</w:t>
+      </w:r>
+      <w:r>
+        <w:rPr>
+          <w:rFonts w:ascii="Arial" w:hAnsi="Arial" w:cs="Arial"/>
+          <w:b w:val="0"/>
+          <w:i w:val="0"/>
+          <w:sz w:val="22"/>
+        </w:rPr>
+        <w:t xml:space="preserve">; kunci perbedaannya dengan DFT adalah tanda eksponen positif (bukan negatif) dan faktor pembagi 1/N.</w:t>
       </w:r>
     </w:p>
     <w:p>
@@ -3623,16 +4395,73 @@
           <w:i w:val="0"/>
           <w:sz w:val="22"/>
         </w:rPr>
-        <w:t xml:space="preserve">Masalah Kompleksitas O(N^2): </w:t>
-      </w:r>
-      <w:r>
-        <w:rPr>
-          <w:rFonts w:ascii="Arial" w:hAnsi="Arial" w:cs="Arial"/>
-          <w:b w:val="0"/>
-          <w:i w:val="0"/>
-          <w:sz w:val="22"/>
-        </w:rPr>
-        <w:t>DFT naive menghitung setiap X[k] dengan N perkalian, sehingga total operasi adalah N x N = N^2. Untuk N = 1.024, ini sudah mencapai 1 juta operasi; untuk N = 65.536, mencapai 4 milyar operasi, memakan waktu beberapa detik pada komputer biasa. Kompleksitas O(N^2) inilah yang memotivasi pengembangan algoritma Fast Fourier Transform pada bagian berikutnya.</w:t>
+        <w:t xml:space="preserve">Masalah Kompleksitas O(N</w:t>
+      </w:r>
+      <w:r>
+        <w:rPr>
+          <w:rFonts w:ascii="Arial" w:hAnsi="Arial" w:cs="Arial"/>
+          <w:b/>
+          <w:i w:val="0"/>
+          <w:sz w:val="22"/>
+          <w:vertAlign w:val="superscript"/>
+        </w:rPr>
+        <w:t xml:space="preserve">2</w:t>
+      </w:r>
+      <w:r>
+        <w:rPr>
+          <w:rFonts w:ascii="Arial" w:hAnsi="Arial" w:cs="Arial"/>
+          <w:b/>
+          <w:i w:val="0"/>
+          <w:sz w:val="22"/>
+        </w:rPr>
+        <w:t xml:space="preserve">): </w:t>
+      </w:r>
+      <w:r>
+        <w:rPr>
+          <w:rFonts w:ascii="Arial" w:hAnsi="Arial" w:cs="Arial"/>
+          <w:b w:val="0"/>
+          <w:i w:val="0"/>
+          <w:sz w:val="22"/>
+        </w:rPr>
+        <w:t xml:space="preserve">DFT naive menghitung setiap X[k] dengan N perkalian, sehingga total operasi adalah N x N = N</w:t>
+      </w:r>
+      <w:r>
+        <w:rPr>
+          <w:rFonts w:ascii="Arial" w:hAnsi="Arial" w:cs="Arial"/>
+          <w:b w:val="0"/>
+          <w:i w:val="0"/>
+          <w:sz w:val="22"/>
+          <w:vertAlign w:val="superscript"/>
+        </w:rPr>
+        <w:t xml:space="preserve">2</w:t>
+      </w:r>
+      <w:r>
+        <w:rPr>
+          <w:rFonts w:ascii="Arial" w:hAnsi="Arial" w:cs="Arial"/>
+          <w:b w:val="0"/>
+          <w:i w:val="0"/>
+          <w:sz w:val="22"/>
+        </w:rPr>
+        <w:t xml:space="preserve">. Untuk N = 1.024, ini sudah mencapai 1 juta operasi; untuk N = 65.536, mencapai 4 milyar operasi, memakan waktu beberapa detik pada komputer biasa. Kompleksitas O(N</w:t>
+      </w:r>
+      <w:r>
+        <w:rPr>
+          <w:rFonts w:ascii="Arial" w:hAnsi="Arial" w:cs="Arial"/>
+          <w:b w:val="0"/>
+          <w:i w:val="0"/>
+          <w:sz w:val="22"/>
+          <w:vertAlign w:val="superscript"/>
+        </w:rPr>
+        <w:t xml:space="preserve">2</w:t>
+      </w:r>
+      <w:r>
+        <w:rPr>
+          <w:rFonts w:ascii="Arial" w:hAnsi="Arial" w:cs="Arial"/>
+          <w:b w:val="0"/>
+          <w:i w:val="0"/>
+          <w:sz w:val="22"/>
+        </w:rPr>
+        <w:t xml:space="preserve">) inilah yang memotivasi pengembangan algoritma Fast Fourier Transform pada bagian berikutnya.</w:t>
       </w:r>
     </w:p>
     <w:p>
@@ -3869,7 +4698,35 @@
                 <w:i w:val="0"/>
                 <w:sz w:val="19"/>
               </w:rPr>
-              <w:t>Diskrit (garis pada kelipatan f0)</w:t>
+              <w:t xml:space="preserve">Diskrit (garis pada kelipatan </w:t>
+            </w:r>
+            <w:r>
+              <w:rPr>
+                <w:rFonts w:ascii="Arial" w:hAnsi="Arial" w:cs="Arial"/>
+                <w:b w:val="0"/>
+                <w:i w:val="0"/>
+                <w:sz w:val="19"/>
+              </w:rPr>
+              <w:t xml:space="preserve">f</w:t>
+            </w:r>
+            <w:r>
+              <w:rPr>
+                <w:rFonts w:ascii="Arial" w:hAnsi="Arial" w:cs="Arial"/>
+                <w:b w:val="0"/>
+                <w:i w:val="0"/>
+                <w:sz w:val="19"/>
+                <w:vertAlign w:val="subscript"/>
+              </w:rPr>
+              <w:t xml:space="preserve">0</w:t>
+            </w:r>
+            <w:r>
+              <w:rPr>
+                <w:rFonts w:ascii="Arial" w:hAnsi="Arial" w:cs="Arial"/>
+                <w:b w:val="0"/>
+                <w:i w:val="0"/>
+                <w:sz w:val="19"/>
+              </w:rPr>
+              <w:t xml:space="preserve">)</w:t>
             </w:r>
           </w:p>
         </w:tc>
@@ -4113,7 +4970,26 @@
                 <w:i w:val="0"/>
                 <w:sz w:val="19"/>
               </w:rPr>
-              <w:t>O(N^2), naive</w:t>
+              <w:t xml:space="preserve">O(N</w:t>
+            </w:r>
+            <w:r>
+              <w:rPr>
+                <w:rFonts w:ascii="Arial" w:hAnsi="Arial" w:cs="Arial"/>
+                <w:b w:val="0"/>
+                <w:i w:val="0"/>
+                <w:sz w:val="19"/>
+                <w:vertAlign w:val="superscript"/>
+              </w:rPr>
+              <w:t xml:space="preserve">2</w:t>
+            </w:r>
+            <w:r>
+              <w:rPr>
+                <w:rFonts w:ascii="Arial" w:hAnsi="Arial" w:cs="Arial"/>
+                <w:b w:val="0"/>
+                <w:i w:val="0"/>
+                <w:sz w:val="19"/>
+              </w:rPr>
+              <w:t xml:space="preserve">), naive</w:t>
             </w:r>
           </w:p>
         </w:tc>
@@ -4264,7 +5140,26 @@
           <w:i w:val="0"/>
           <w:sz w:val="22"/>
         </w:rPr>
-        <w:t>Tahun 1965, James Cooley dan John Tukey mempublikasikan algoritma yang mempercepat komputasi DFT dari O(N^2) menjadi O(N log2 N), disebut Fast Fourier Transform (FFT). Untuk N = 1.024, jumlah operasi turun dari sekitar 1 juta menjadi sekitar 10 ribu, sekitar 100 kali lebih cepat; untuk N besar, perbedaannya menjadi sangat signifikan. FFT membuka era pemrosesan sinyal real-time, format kompresi audio/gambar modern, dan vibration analyzer digital yang dipakai luas di industri saat ini.</w:t>
+        <w:t xml:space="preserve">Tahun 1965, James Cooley dan John Tukey mempublikasikan algoritma yang mempercepat komputasi DFT dari O(N</w:t>
+      </w:r>
+      <w:r>
+        <w:rPr>
+          <w:rFonts w:ascii="Arial" w:hAnsi="Arial" w:cs="Arial"/>
+          <w:b w:val="0"/>
+          <w:i w:val="0"/>
+          <w:sz w:val="22"/>
+          <w:vertAlign w:val="superscript"/>
+        </w:rPr>
+        <w:t xml:space="preserve">2</w:t>
+      </w:r>
+      <w:r>
+        <w:rPr>
+          <w:rFonts w:ascii="Arial" w:hAnsi="Arial" w:cs="Arial"/>
+          <w:b w:val="0"/>
+          <w:i w:val="0"/>
+          <w:sz w:val="22"/>
+        </w:rPr>
+        <w:t xml:space="preserve">) menjadi O(N log2 N), disebut Fast Fourier Transform (FFT). Untuk N = 1.024, jumlah operasi turun dari sekitar 1 juta menjadi sekitar 10 ribu, sekitar 100 kali lebih cepat; untuk N besar, perbedaannya menjadi sangat signifikan. FFT membuka era pemrosesan sinyal real-time, format kompresi audio/gambar modern, dan vibration analyzer digital yang dipakai luas di industri saat ini.</w:t>
       </w:r>
     </w:p>
     <w:p>
@@ -4280,7 +5175,28 @@
           <w:color w:val="305496"/>
           <w:sz w:val="22"/>
         </w:rPr>
-        <w:t>DFT: O(N^2)   FFT: O(N log2 N)   Speedup teoretis proporsional dengan N/log2N</w:t>
+        <w:t xml:space="preserve">DFT: O(N</w:t>
+      </w:r>
+      <w:r>
+        <w:rPr>
+          <w:rFonts w:ascii="Arial" w:hAnsi="Arial" w:cs="Arial"/>
+          <w:b/>
+          <w:i/>
+          <w:color w:val="305496"/>
+          <w:sz w:val="22"/>
+          <w:vertAlign w:val="superscript"/>
+        </w:rPr>
+        <w:t xml:space="preserve">2</w:t>
+      </w:r>
+      <w:r>
+        <w:rPr>
+          <w:rFonts w:ascii="Arial" w:hAnsi="Arial" w:cs="Arial"/>
+          <w:b/>
+          <w:i/>
+          <w:color w:val="305496"/>
+          <w:sz w:val="22"/>
+        </w:rPr>
+        <w:t xml:space="preserve">)   FFT: O(N log2 N)   Speedup teoretis proporsional dengan N/log2N</w:t>
       </w:r>
     </w:p>
     <w:p>
@@ -4295,7 +5211,26 @@
           <w:i w:val="0"/>
           <w:sz w:val="22"/>
         </w:rPr>
-        <w:t>Gambar 4 memvisualisasikan perbandingan kompleksitas ini pada skala logaritmik: untuk N kecil kedua kurva masih berdekatan, tetapi untuk N besar (mendekati 2^16 = 65.536) jarak keduanya menjadi sangat lebar, mengonfirmasi mengapa DFT naive praktis tidak terpakai lagi untuk N besar di aplikasi nyata.</w:t>
+        <w:t xml:space="preserve">Gambar 4 memvisualisasikan perbandingan kompleksitas ini pada skala logaritmik: untuk N kecil kedua kurva masih berdekatan, tetapi untuk N besar (mendekati 2</w:t>
+      </w:r>
+      <w:r>
+        <w:rPr>
+          <w:rFonts w:ascii="Arial" w:hAnsi="Arial" w:cs="Arial"/>
+          <w:b w:val="0"/>
+          <w:i w:val="0"/>
+          <w:sz w:val="22"/>
+          <w:vertAlign w:val="superscript"/>
+        </w:rPr>
+        <w:t xml:space="preserve">16</w:t>
+      </w:r>
+      <w:r>
+        <w:rPr>
+          <w:rFonts w:ascii="Arial" w:hAnsi="Arial" w:cs="Arial"/>
+          <w:b w:val="0"/>
+          <w:i w:val="0"/>
+          <w:sz w:val="22"/>
+        </w:rPr>
+        <w:t xml:space="preserve"> = 65.536) jarak keduanya menjadi sangat lebar, mengonfirmasi mengapa DFT naive praktis tidak terpakai lagi untuk N besar di aplikasi nyata.</w:t>
       </w:r>
     </w:p>
     <w:p>
@@ -4319,7 +5254,73 @@
           <w:i w:val="0"/>
           <w:sz w:val="22"/>
         </w:rPr>
-        <w:t>Sebagai ilustrasi konkret bagaimana perbedaan kompleksitas ini berdampak langsung pada kelayakan sistem monitoring real-time, bayangkan sebuah vibration analyzer portabel berbasis mikrokontroler embedded (mis. ARM Cortex-M7 pada 400 MHz) yang harus memproses buffer N = 8.192 sample setiap detik untuk menghasilkan spektrum FFT secara kontinu. Dengan DFT naive O(N^2), jumlah operasi yang dibutuhkan mencapai sekitar 8.192^2 = 67 juta operasi kompleks per buffer; pada prosesor embedded dengan throughput floating-point terbatas, ini bisa memakan waktu ratusan milidetik hingga lebih dari satu detik per buffer, jauh melampaui anggaran waktu satu detik yang tersedia sehingga sistem tidak mampu mengikuti laju akuisisi data secara real-time (backlog buffer menumpuk). Dengan algoritma FFT Cooley-Tukey O(N log2 N), jumlah operasi turun menjadi sekitar 8.192 x 13 = 106.496 operasi, sekitar 630 kali lebih sedikit, sehingga waktu komputasi turun ke orde satu hingga beberapa milidetik saja per buffer, jauh di bawah anggaran waktu satu detik. Perbedaan inilah yang secara praktis menentukan apakah sebuah vibration analyzer mampu menampilkan spektrum secara real-time (update tiap detik atau lebih cepat) atau hanya mampu bekerja secara batch/offline; hampir seluruh perangkat vibration analyzer komersial saat ini mengandalkan implementasi FFT (bukan DFT naive) tepat karena alasan kelayakan komputasi real-time semacam ini.</w:t>
+        <w:t xml:space="preserve">Sebagai ilustrasi konkret bagaimana perbedaan kompleksitas ini berdampak langsung pada kelayakan sistem monitoring real-time, bayangkan sebuah vibration analyzer portabel berbasis mikrokontroler embedded (mis. ARM Cortex-</w:t>
+      </w:r>
+      <w:r>
+        <w:rPr>
+          <w:rFonts w:ascii="Arial" w:hAnsi="Arial" w:cs="Arial"/>
+          <w:b w:val="0"/>
+          <w:i w:val="0"/>
+          <w:sz w:val="22"/>
+        </w:rPr>
+        <w:t xml:space="preserve">M</w:t>
+      </w:r>
+      <w:r>
+        <w:rPr>
+          <w:rFonts w:ascii="Arial" w:hAnsi="Arial" w:cs="Arial"/>
+          <w:b w:val="0"/>
+          <w:i w:val="0"/>
+          <w:sz w:val="22"/>
+          <w:vertAlign w:val="subscript"/>
+        </w:rPr>
+        <w:t xml:space="preserve">7</w:t>
+      </w:r>
+      <w:r>
+        <w:rPr>
+          <w:rFonts w:ascii="Arial" w:hAnsi="Arial" w:cs="Arial"/>
+          <w:b w:val="0"/>
+          <w:i w:val="0"/>
+          <w:sz w:val="22"/>
+        </w:rPr>
+        <w:t xml:space="preserve"> pada 400 MHz) yang harus memproses buffer N = 8.192 sample setiap detik untuk menghasilkan spektrum FFT secara kontinu. Dengan DFT naive O(N</w:t>
+      </w:r>
+      <w:r>
+        <w:rPr>
+          <w:rFonts w:ascii="Arial" w:hAnsi="Arial" w:cs="Arial"/>
+          <w:b w:val="0"/>
+          <w:i w:val="0"/>
+          <w:sz w:val="22"/>
+          <w:vertAlign w:val="superscript"/>
+        </w:rPr>
+        <w:t xml:space="preserve">2</w:t>
+      </w:r>
+      <w:r>
+        <w:rPr>
+          <w:rFonts w:ascii="Arial" w:hAnsi="Arial" w:cs="Arial"/>
+          <w:b w:val="0"/>
+          <w:i w:val="0"/>
+          <w:sz w:val="22"/>
+        </w:rPr>
+        <w:t xml:space="preserve">), jumlah operasi yang dibutuhkan mencapai sekitar 8.192</w:t>
+      </w:r>
+      <w:r>
+        <w:rPr>
+          <w:rFonts w:ascii="Arial" w:hAnsi="Arial" w:cs="Arial"/>
+          <w:b w:val="0"/>
+          <w:i w:val="0"/>
+          <w:sz w:val="22"/>
+          <w:vertAlign w:val="superscript"/>
+        </w:rPr>
+        <w:t xml:space="preserve">2</w:t>
+      </w:r>
+      <w:r>
+        <w:rPr>
+          <w:rFonts w:ascii="Arial" w:hAnsi="Arial" w:cs="Arial"/>
+          <w:b w:val="0"/>
+          <w:i w:val="0"/>
+          <w:sz w:val="22"/>
+        </w:rPr>
+        <w:t xml:space="preserve"> = 67 juta operasi kompleks per buffer; pada prosesor embedded dengan throughput floating-point terbatas, ini bisa memakan waktu ratusan milidetik hingga lebih dari satu detik per buffer, jauh melampaui anggaran waktu satu detik yang tersedia sehingga sistem tidak mampu mengikuti laju akuisisi data secara real-time (backlog buffer menumpuk). Dengan algoritma FFT Cooley-Tukey O(N log2 N), jumlah operasi turun menjadi sekitar 8.192 x 13 = 106.496 operasi, sekitar 630 kali lebih sedikit, sehingga waktu komputasi turun ke orde satu hingga beberapa milidetik saja per buffer, jauh di bawah anggaran waktu satu detik. Perbedaan inilah yang secara praktis menentukan apakah sebuah vibration analyzer mampu menampilkan spektrum secara real-time (update tiap detik atau lebih cepat) atau hanya mampu bekerja secara batch/offline; hampir seluruh perangkat vibration analyzer komersial saat ini mengandalkan implementasi FFT (bukan DFT naive) tepat karena alasan kelayakan komputasi real-time semacam ini.</w:t>
       </w:r>
     </w:p>
     <w:p>
@@ -4376,7 +5377,28 @@
           <w:color w:val="444444"/>
           <w:sz w:val="20"/>
         </w:rPr>
-        <w:t>Gambar 4. Kompleksitas DFT O(N^2) dibandingkan FFT O(N log2 N) pada skala log-log; perbedaan jumlah operasi menjadi sangat besar seiring N membesar.</w:t>
+        <w:t xml:space="preserve">Gambar 4. Kompleksitas DFT O(N</w:t>
+      </w:r>
+      <w:r>
+        <w:rPr>
+          <w:rFonts w:ascii="Arial" w:hAnsi="Arial" w:cs="Arial"/>
+          <w:b w:val="0"/>
+          <w:i/>
+          <w:color w:val="444444"/>
+          <w:sz w:val="20"/>
+          <w:vertAlign w:val="superscript"/>
+        </w:rPr>
+        <w:t xml:space="preserve">2</w:t>
+      </w:r>
+      <w:r>
+        <w:rPr>
+          <w:rFonts w:ascii="Arial" w:hAnsi="Arial" w:cs="Arial"/>
+          <w:b w:val="0"/>
+          <w:i/>
+          <w:color w:val="444444"/>
+          <w:sz w:val="20"/>
+        </w:rPr>
+        <w:t xml:space="preserve">) dibandingkan FFT O(N log2 N) pada skala log-log; perbedaan jumlah operasi menjadi sangat besar seiring N membesar.</w:t>
       </w:r>
     </w:p>
     <w:p>
@@ -4442,7 +5464,64 @@
           <w:i w:val="0"/>
           <w:sz w:val="22"/>
         </w:rPr>
-        <w:t>faktor rotasi W_N^k = e^(-j*2*pi*k/N) yang menggabungkan dua sub-DFT; nilainya dihitung sekali di awal lalu disimpan dalam tabel (lookup table), strategi klasik menukar memori dengan kecepatan komputasi, dikenal sebagai operasi butterfly.</w:t>
+        <w:t xml:space="preserve">faktor rotasi </w:t>
+      </w:r>
+      <w:r>
+        <w:rPr>
+          <w:rFonts w:ascii="Arial" w:hAnsi="Arial" w:cs="Arial"/>
+          <w:b w:val="0"/>
+          <w:i w:val="0"/>
+          <w:sz w:val="22"/>
+        </w:rPr>
+        <w:t xml:space="preserve">W</w:t>
+      </w:r>
+      <w:r>
+        <w:rPr>
+          <w:rFonts w:ascii="Arial" w:hAnsi="Arial" w:cs="Arial"/>
+          <w:b w:val="0"/>
+          <w:i w:val="0"/>
+          <w:sz w:val="22"/>
+          <w:vertAlign w:val="subscript"/>
+        </w:rPr>
+        <w:t xml:space="preserve">N</w:t>
+      </w:r>
+      <w:r>
+        <w:rPr>
+          <w:rFonts w:ascii="Arial" w:hAnsi="Arial" w:cs="Arial"/>
+          <w:b w:val="0"/>
+          <w:i w:val="0"/>
+          <w:sz w:val="22"/>
+          <w:vertAlign w:val="superscript"/>
+        </w:rPr>
+        <w:t xml:space="preserve">k</w:t>
+      </w:r>
+      <w:r>
+        <w:rPr>
+          <w:rFonts w:ascii="Arial" w:hAnsi="Arial" w:cs="Arial"/>
+          <w:b w:val="0"/>
+          <w:i w:val="0"/>
+          <w:sz w:val="22"/>
+        </w:rPr>
+        <w:t xml:space="preserve"> = e</w:t>
+      </w:r>
+      <w:r>
+        <w:rPr>
+          <w:rFonts w:ascii="Arial" w:hAnsi="Arial" w:cs="Arial"/>
+          <w:b w:val="0"/>
+          <w:i w:val="0"/>
+          <w:sz w:val="22"/>
+          <w:vertAlign w:val="superscript"/>
+        </w:rPr>
+        <w:t xml:space="preserve">-j·2·π·k/N</w:t>
+      </w:r>
+      <w:r>
+        <w:rPr>
+          <w:rFonts w:ascii="Arial" w:hAnsi="Arial" w:cs="Arial"/>
+          <w:b w:val="0"/>
+          <w:i w:val="0"/>
+          <w:sz w:val="22"/>
+        </w:rPr>
+        <w:t xml:space="preserve"> yang menggabungkan dua sub-DFT; nilainya dihitung sekali di awal lalu disimpan dalam tabel (lookup table), strategi klasik menukar memori dengan kecepatan komputasi, dikenal sebagai operasi butterfly.</w:t>
       </w:r>
     </w:p>
     <w:p>
@@ -4466,7 +5545,26 @@
           <w:i w:val="0"/>
           <w:sz w:val="22"/>
         </w:rPr>
-        <w:t xml:space="preserve">Syarat N = 2^k: </w:t>
+        <w:t xml:space="preserve">Syarat N = 2</w:t>
+      </w:r>
+      <w:r>
+        <w:rPr>
+          <w:rFonts w:ascii="Arial" w:hAnsi="Arial" w:cs="Arial"/>
+          <w:b/>
+          <w:i w:val="0"/>
+          <w:sz w:val="22"/>
+          <w:vertAlign w:val="superscript"/>
+        </w:rPr>
+        <w:t xml:space="preserve">k</w:t>
+      </w:r>
+      <w:r>
+        <w:rPr>
+          <w:rFonts w:ascii="Arial" w:hAnsi="Arial" w:cs="Arial"/>
+          <w:b/>
+          <w:i w:val="0"/>
+          <w:sz w:val="22"/>
+        </w:rPr>
+        <w:t xml:space="preserve">: </w:t>
       </w:r>
       <w:r>
         <w:rPr>
@@ -4596,6 +5694,15 @@
         </w:rPr>
         <w:t>ADC pada sensor getaran mengambil sample diskrit pada laju fs (Hz). Pertanyaannya: berapa fs minimum agar sinyal dengan frekuensi tertinggi fmax dapat direkam tanpa distorsi? Jawabannya adalah Nyquist Sampling Theorem, yaitu sample rate minimum harus dua kali frekuensi tertinggi yang ingin direkam. Bila dilanggar, terjadi aliasing, yaitu frekuensi tinggi yang menyamar menjadi frekuensi rendah palsu pada spektrum hasil.</w:t>
       </w:r>
+      <w:r>
+        <w:rPr>
+          <w:rFonts w:ascii="Arial" w:hAnsi="Arial" w:cs="Arial"/>
+          <w:b w:val="0"/>
+          <w:i w:val="0"/>
+          <w:sz w:val="22"/>
+        </w:rPr>
+        <w:t xml:space="preserve"> Persamaan (7) memadatkan aturan tersebut.</w:t>
+      </w:r>
     </w:p>
     <w:p>
       <w:pPr>
@@ -4610,7 +5717,17 @@
           <w:color w:val="305496"/>
           <w:sz w:val="22"/>
         </w:rPr>
-        <w:t>fs &gt;= 2 x fmax   &lt;-&gt;   fmax &lt;= fs/2 (Nyquist frequency)</w:t>
+        <w:t xml:space="preserve">fs ≥ 2 x fmax   ↔   fmax ≤ fs/2 (Nyquist frequency)</w:t>
+      </w:r>
+      <w:r>
+        <w:rPr>
+          <w:rFonts w:ascii="Arial" w:hAnsi="Arial" w:cs="Arial"/>
+          <w:b/>
+          <w:i/>
+          <w:color w:val="305496"/>
+          <w:sz w:val="22"/>
+        </w:rPr>
+        <w:t xml:space="preserve">   (7)</w:t>
       </w:r>
     </w:p>
     <w:p>
@@ -4676,7 +5793,35 @@
           <w:i w:val="0"/>
           <w:sz w:val="22"/>
         </w:rPr>
-        <w:t>sinyal pada f lebih besar dari fs/2 akan terlipat balik dan muncul sebagai frekuensi palsu f_alias = |f - k fs|; contoh, sinyal 13 kHz disampling pada fs = 20 kHz akan muncul sebagai 7 kHz palsu di spektrum, sebuah kesalahan diagnosis yang berbahaya.</w:t>
+        <w:t xml:space="preserve">sinyal pada f lebih besar dari fs/2 akan terlipat balik dan muncul sebagai frekuensi palsu </w:t>
+      </w:r>
+      <w:r>
+        <w:rPr>
+          <w:rFonts w:ascii="Arial" w:hAnsi="Arial" w:cs="Arial"/>
+          <w:b w:val="0"/>
+          <w:i w:val="0"/>
+          <w:sz w:val="22"/>
+        </w:rPr>
+        <w:t xml:space="preserve">f</w:t>
+      </w:r>
+      <w:r>
+        <w:rPr>
+          <w:rFonts w:ascii="Arial" w:hAnsi="Arial" w:cs="Arial"/>
+          <w:b w:val="0"/>
+          <w:i w:val="0"/>
+          <w:sz w:val="22"/>
+          <w:vertAlign w:val="subscript"/>
+        </w:rPr>
+        <w:t xml:space="preserve">alias</w:t>
+      </w:r>
+      <w:r>
+        <w:rPr>
+          <w:rFonts w:ascii="Arial" w:hAnsi="Arial" w:cs="Arial"/>
+          <w:b w:val="0"/>
+          <w:i w:val="0"/>
+          <w:sz w:val="22"/>
+        </w:rPr>
+        <w:t xml:space="preserve"> = |f - k fs|; contoh, sinyal 13 kHz disampling pada fs = 20 kHz akan muncul sebagai 7 kHz palsu di spektrum, sebuah kesalahan diagnosis yang berbahaya.</w:t>
       </w:r>
     </w:p>
     <w:p>
@@ -4849,6 +5994,15 @@
         </w:rPr>
         <w:t>DFT/FFT mengasumsikan sinyal bersifat periodik sepanjang buffer N sample. Pada praktiknya, buffer akuisisi hampir tidak pernah persis berisi jumlah periode bulat, sehingga tepi awal dan akhir buffer tidak menyambung mulus. Akibatnya, energi "bocor" ke bin-bin frekuensi di sekitar puncak sebenarnya, mengaburkan diagnosis; fenomena ini disebut spectral leakage. Solusinya adalah mengalikan sinyal dengan window function sebelum FFT untuk meratakan tepi buffer menuju nol secara bertahap.</w:t>
       </w:r>
+      <w:r>
+        <w:rPr>
+          <w:rFonts w:ascii="Arial" w:hAnsi="Arial" w:cs="Arial"/>
+          <w:b w:val="0"/>
+          <w:i w:val="0"/>
+          <w:sz w:val="22"/>
+        </w:rPr>
+        <w:t xml:space="preserve"> Rangkuman kuantitatifnya tertulis pada Persamaan (8).</w:t>
+      </w:r>
     </w:p>
     <w:p>
       <w:pPr>
@@ -4863,7 +6017,110 @@
           <w:color w:val="305496"/>
           <w:sz w:val="22"/>
         </w:rPr>
-        <w:t>x_windowed[n] = x[n] x w[n]   -&gt;   X_windowed = FFT(x_windowed)</w:t>
+        <w:t xml:space="preserve"/>
+      </w:r>
+      <w:r>
+        <w:rPr>
+          <w:rFonts w:ascii="Arial" w:hAnsi="Arial" w:cs="Arial"/>
+          <w:b/>
+          <w:i/>
+          <w:color w:val="305496"/>
+          <w:sz w:val="22"/>
+        </w:rPr>
+        <w:t xml:space="preserve">x</w:t>
+      </w:r>
+      <w:r>
+        <w:rPr>
+          <w:rFonts w:ascii="Arial" w:hAnsi="Arial" w:cs="Arial"/>
+          <w:b/>
+          <w:i/>
+          <w:color w:val="305496"/>
+          <w:sz w:val="22"/>
+          <w:vertAlign w:val="subscript"/>
+        </w:rPr>
+        <w:t xml:space="preserve">windowed</w:t>
+      </w:r>
+      <w:r>
+        <w:rPr>
+          <w:rFonts w:ascii="Arial" w:hAnsi="Arial" w:cs="Arial"/>
+          <w:b/>
+          <w:i/>
+          <w:color w:val="305496"/>
+          <w:sz w:val="22"/>
+        </w:rPr>
+        <w:t xml:space="preserve">[n] = x[n] x w[n]   →   </w:t>
+      </w:r>
+      <w:r>
+        <w:rPr>
+          <w:rFonts w:ascii="Arial" w:hAnsi="Arial" w:cs="Arial"/>
+          <w:b/>
+          <w:i/>
+          <w:color w:val="305496"/>
+          <w:sz w:val="22"/>
+        </w:rPr>
+        <w:t xml:space="preserve">X</w:t>
+      </w:r>
+      <w:r>
+        <w:rPr>
+          <w:rFonts w:ascii="Arial" w:hAnsi="Arial" w:cs="Arial"/>
+          <w:b/>
+          <w:i/>
+          <w:color w:val="305496"/>
+          <w:sz w:val="22"/>
+          <w:vertAlign w:val="subscript"/>
+        </w:rPr>
+        <w:t xml:space="preserve">windowed</w:t>
+      </w:r>
+      <w:r>
+        <w:rPr>
+          <w:rFonts w:ascii="Arial" w:hAnsi="Arial" w:cs="Arial"/>
+          <w:b/>
+          <w:i/>
+          <w:color w:val="305496"/>
+          <w:sz w:val="22"/>
+        </w:rPr>
+        <w:t xml:space="preserve"> = FFT(</w:t>
+      </w:r>
+      <w:r>
+        <w:rPr>
+          <w:rFonts w:ascii="Arial" w:hAnsi="Arial" w:cs="Arial"/>
+          <w:b/>
+          <w:i/>
+          <w:color w:val="305496"/>
+          <w:sz w:val="22"/>
+        </w:rPr>
+        <w:t xml:space="preserve">x</w:t>
+      </w:r>
+      <w:r>
+        <w:rPr>
+          <w:rFonts w:ascii="Arial" w:hAnsi="Arial" w:cs="Arial"/>
+          <w:b/>
+          <w:i/>
+          <w:color w:val="305496"/>
+          <w:sz w:val="22"/>
+          <w:vertAlign w:val="subscript"/>
+        </w:rPr>
+        <w:t xml:space="preserve">windowed</w:t>
+      </w:r>
+      <w:r>
+        <w:rPr>
+          <w:rFonts w:ascii="Arial" w:hAnsi="Arial" w:cs="Arial"/>
+          <w:b/>
+          <w:i/>
+          <w:color w:val="305496"/>
+          <w:sz w:val="22"/>
+        </w:rPr>
+        <w:t xml:space="preserve">)</w:t>
+      </w:r>
+      <w:r>
+        <w:rPr>
+          <w:rFonts w:ascii="Arial" w:hAnsi="Arial" w:cs="Arial"/>
+          <w:b/>
+          <w:i/>
+          <w:color w:val="305496"/>
+          <w:sz w:val="22"/>
+        </w:rPr>
+        <w:t xml:space="preserve">   (8)</w:t>
       </w:r>
     </w:p>
     <w:p>
@@ -4929,7 +6186,7 @@
           <w:i w:val="0"/>
           <w:sz w:val="22"/>
         </w:rPr>
-        <w:t>w[n] = 0,5 (1 - cos(2 pi n/N)), berbentuk lonceng sederhana; default umum untuk sinyal getaran rotor steady-state, memberi trade-off yang baik antara resolusi frekuensi dan penekanan side-lobe (sekitar -31 dB).</w:t>
+        <w:t xml:space="preserve">w[n] = 0,5 (1 - cos(2 π n/N)), berbentuk lonceng sederhana; default umum untuk sinyal getaran rotor steady-state, memberi trade-off yang baik antara resolusi frekuensi dan penekanan side-lobe (sekitar -31 dB).</w:t>
       </w:r>
     </w:p>
     <w:p>
@@ -4962,7 +6219,7 @@
           <w:i w:val="0"/>
           <w:sz w:val="22"/>
         </w:rPr>
-        <w:t>w[n] = 0,54 - 0,46 cos(2 pi n/N), mirip Hann tetapi tepinya tidak persis nol; side-lobe lebih rendah (sekitar -43 dB) dengan main-lobe sedikit lebih lebar, cocok untuk sinyal dengan dua komponen frekuensi yang berdekatan.</w:t>
+        <w:t xml:space="preserve">w[n] = 0,54 - 0,46 cos(2 π n/N), mirip Hann tetapi tepinya tidak persis nol; side-lobe lebih rendah (sekitar -43 dB) dengan main-lobe sedikit lebih lebar, cocok untuk sinyal dengan dua komponen frekuensi yang berdekatan.</w:t>
       </w:r>
     </w:p>
     <w:p>
@@ -5034,7 +6291,35 @@
           <w:i w:val="0"/>
           <w:sz w:val="22"/>
         </w:rPr>
-        <w:t>Mengapa nada uji pada Gambar 6 sengaja dipilih tidak persis berada di satu bin frekuensi? Inilah inti masalah spectral leakage pada data lapangan: hampir tidak pernah frekuensi mesin sesungguhnya bertepatan persis dengan salah satu bin DFT. Sebagai contoh numerik konkret, misalkan motor beroperasi pada 1.780 rpm, setara f_shaft = 1.780/60 = 29,67 Hz, sedangkan resolusi frekuensi hasil akuisisi adalah Δf = 1 Hz (bin terletak tepat di 29 Hz dan 30 Hz, tidak ada bin persis di 29,67 Hz). Tanpa window (Rectangular), energi komponen 29,67 Hz akan bocor signifikan ke bin-bin tetangga (28, 29, 30, 31 Hz, dan seterusnya) mengikuti pola side-lobe yang meluruh lambat seperti tampak pada Gambar 6, sehingga estimasi amplitudo pada bin 30 Hz bisa keliru dan sulit dibedakan dari komponen 2x yang kebetulan berdekatan. Dengan window Hann, energi tetap "bocor" ke bin 29 dan 30 Hz karena posisi 29,67 Hz memang berada di antara keduanya, tetapi kontribusi ke bin-bin yang lebih jauh (28, 31, 32 Hz, dst.) tereduksi drastis mengikuti side-lobe -31 dB, sehingga puncak yang teramati jauh lebih tajam dan representatif terhadap frekuensi asli. Inilah alasan praktis mengapa vibration analyzer industri hampir selalu menerapkan windowing sebagai langkah standar sebelum FFT, bukan sekadar pilihan opsional, mengingat kondisi non-bin-aligned semacam ini adalah aturan, bukan pengecualian, pada data lapangan.</w:t>
+        <w:t xml:space="preserve">Mengapa nada uji pada Gambar 6 sengaja dipilih tidak persis berada di satu bin frekuensi? Inilah inti masalah spectral leakage pada data lapangan: hampir tidak pernah frekuensi mesin sesungguhnya bertepatan persis dengan salah satu bin DFT. Sebagai contoh numerik konkret, misalkan motor beroperasi pada 1.780 rpm, setara </w:t>
+      </w:r>
+      <w:r>
+        <w:rPr>
+          <w:rFonts w:ascii="Arial" w:hAnsi="Arial" w:cs="Arial"/>
+          <w:b w:val="0"/>
+          <w:i w:val="0"/>
+          <w:sz w:val="22"/>
+        </w:rPr>
+        <w:t xml:space="preserve">f</w:t>
+      </w:r>
+      <w:r>
+        <w:rPr>
+          <w:rFonts w:ascii="Arial" w:hAnsi="Arial" w:cs="Arial"/>
+          <w:b w:val="0"/>
+          <w:i w:val="0"/>
+          <w:sz w:val="22"/>
+          <w:vertAlign w:val="subscript"/>
+        </w:rPr>
+        <w:t xml:space="preserve">shaft</w:t>
+      </w:r>
+      <w:r>
+        <w:rPr>
+          <w:rFonts w:ascii="Arial" w:hAnsi="Arial" w:cs="Arial"/>
+          <w:b w:val="0"/>
+          <w:i w:val="0"/>
+          <w:sz w:val="22"/>
+        </w:rPr>
+        <w:t xml:space="preserve"> = 1.780/60 = 29,67 Hz, sedangkan resolusi frekuensi hasil akuisisi adalah Δf = 1 Hz (bin terletak tepat di 29 Hz dan 30 Hz, tidak ada bin persis di 29,67 Hz). Tanpa window (Rectangular), energi komponen 29,67 Hz akan bocor signifikan ke bin-bin tetangga (28, 29, 30, 31 Hz, dan seterusnya) mengikuti pola side-lobe yang meluruh lambat seperti tampak pada Gambar 6, sehingga estimasi amplitudo pada bin 30 Hz bisa keliru dan sulit dibedakan dari komponen 2x yang kebetulan berdekatan. Dengan window Hann, energi tetap "bocor" ke bin 29 dan 30 Hz karena posisi 29,67 Hz memang berada di antara keduanya, tetapi kontribusi ke bin-bin yang lebih jauh (28, 31, 32 Hz, dst.) tereduksi drastis mengikuti side-lobe -31 dB, sehingga puncak yang teramati jauh lebih tajam dan representatif terhadap frekuensi asli. Inilah alasan praktis mengapa vibration analyzer industri hampir selalu menerapkan windowing sebagai langkah standar sebelum FFT, bukan sekadar pilihan opsional, mengingat kondisi non-bin-aligned semacam ini adalah aturan, bukan pengecualian, pada data lapangan.</w:t>
       </w:r>
     </w:p>
     <w:p>
@@ -5992,7 +7277,35 @@
           <w:i w:val="0"/>
           <w:sz w:val="22"/>
         </w:rPr>
-        <w:t>Tim maintenance pabrik menerima keluhan operator: sebuah motor induksi 1800 rpm yang menggerakkan gearbox rasio 1:3 (jumlah gigi n_teeth = 24) terdengar lebih bising dari biasanya, dengan getaran terasa pada housing. Accelerometer dipasang pada housing motor dengan sample rate fs = 5.120 Hz selama 0,8 detik (N = 4.096 sample). Data domain waktu hanya memperlihatkan sinyal kompleks yang tidak periodik secara kasat mata; tim diminta melakukan FFT, mengidentifikasi puncak frekuensi karakteristik (1x, 2x, 3x rpm, gear mesh frequency beserta sidebands), memvalidasi pemilihan fs dan window, lalu memberikan diagnosis awal.</w:t>
+        <w:t xml:space="preserve">Tim maintenance pabrik menerima keluhan operator: sebuah motor induksi 1800 rpm yang menggerakkan gearbox rasio 1:3 (jumlah gigi </w:t>
+      </w:r>
+      <w:r>
+        <w:rPr>
+          <w:rFonts w:ascii="Arial" w:hAnsi="Arial" w:cs="Arial"/>
+          <w:b w:val="0"/>
+          <w:i w:val="0"/>
+          <w:sz w:val="22"/>
+        </w:rPr>
+        <w:t xml:space="preserve">n</w:t>
+      </w:r>
+      <w:r>
+        <w:rPr>
+          <w:rFonts w:ascii="Arial" w:hAnsi="Arial" w:cs="Arial"/>
+          <w:b w:val="0"/>
+          <w:i w:val="0"/>
+          <w:sz w:val="22"/>
+          <w:vertAlign w:val="subscript"/>
+        </w:rPr>
+        <w:t xml:space="preserve">teeth</w:t>
+      </w:r>
+      <w:r>
+        <w:rPr>
+          <w:rFonts w:ascii="Arial" w:hAnsi="Arial" w:cs="Arial"/>
+          <w:b w:val="0"/>
+          <w:i w:val="0"/>
+          <w:sz w:val="22"/>
+        </w:rPr>
+        <w:t xml:space="preserve"> = 24) terdengar lebih bising dari biasanya, dengan getaran terasa pada housing. Accelerometer dipasang pada housing motor dengan sample rate fs = 5.120 Hz selama 0,8 detik (N = 4.096 sample). Data domain waktu hanya memperlihatkan sinyal kompleks yang tidak periodik secara kasat mata; tim diminta melakukan FFT, mengidentifikasi puncak frekuensi karakteristik (1x, 2x, 3x rpm, gear mesh frequency beserta sidebands), memvalidasi pemilihan fs dan window, lalu memberikan diagnosis awal.</w:t>
       </w:r>
     </w:p>
     <w:p>
@@ -6016,7 +7329,138 @@
           <w:i w:val="0"/>
           <w:sz w:val="22"/>
         </w:rPr>
-        <w:t>Frekuensi shaft f_shaft = rpm/60 = 1800/60 = 30 Hz. Gear Mesh Frequency GMF = n_teeth x f_shaft = 24 x 30 = 720 Hz. Resolusi frekuensi Δf = fs/N = 5.120/4.096 = 1,25 Hz, dan Nyquist frequency = fs/2 = 2.560 Hz. Validasi setup: Nyquist 2.560 Hz jauh di atas GMF 720 Hz (faktor aman 3,6x), dan Δf = 1,25 Hz cukup halus untuk memisahkan harmonik 1x/2x/3x (berjarak 30 Hz, setara 24 bin) maupun sidebands di sekitar GMF (berjarak f_shaft = 30 Hz dari GMF). Durasi rekaman T = N/fs = 4.096/5.120 = 0,8 detik, setara 24 putaran shaft penuh pada 1800 rpm, cukup untuk estimasi spektrum yang stabil. N = 4.096 = 2^12 juga merupakan pangkat dua, sehingga FFT radix-2 dapat bekerja optimal.</w:t>
+        <w:t xml:space="preserve">Frekuensi shaft </w:t>
+      </w:r>
+      <w:r>
+        <w:rPr>
+          <w:rFonts w:ascii="Arial" w:hAnsi="Arial" w:cs="Arial"/>
+          <w:b w:val="0"/>
+          <w:i w:val="0"/>
+          <w:sz w:val="22"/>
+        </w:rPr>
+        <w:t xml:space="preserve">f</w:t>
+      </w:r>
+      <w:r>
+        <w:rPr>
+          <w:rFonts w:ascii="Arial" w:hAnsi="Arial" w:cs="Arial"/>
+          <w:b w:val="0"/>
+          <w:i w:val="0"/>
+          <w:sz w:val="22"/>
+          <w:vertAlign w:val="subscript"/>
+        </w:rPr>
+        <w:t xml:space="preserve">shaft</w:t>
+      </w:r>
+      <w:r>
+        <w:rPr>
+          <w:rFonts w:ascii="Arial" w:hAnsi="Arial" w:cs="Arial"/>
+          <w:b w:val="0"/>
+          <w:i w:val="0"/>
+          <w:sz w:val="22"/>
+        </w:rPr>
+        <w:t xml:space="preserve"> = rpm/60 = 1800/60 = 30 Hz. Gear Mesh Frequency GMF = </w:t>
+      </w:r>
+      <w:r>
+        <w:rPr>
+          <w:rFonts w:ascii="Arial" w:hAnsi="Arial" w:cs="Arial"/>
+          <w:b w:val="0"/>
+          <w:i w:val="0"/>
+          <w:sz w:val="22"/>
+        </w:rPr>
+        <w:t xml:space="preserve">n</w:t>
+      </w:r>
+      <w:r>
+        <w:rPr>
+          <w:rFonts w:ascii="Arial" w:hAnsi="Arial" w:cs="Arial"/>
+          <w:b w:val="0"/>
+          <w:i w:val="0"/>
+          <w:sz w:val="22"/>
+          <w:vertAlign w:val="subscript"/>
+        </w:rPr>
+        <w:t xml:space="preserve">teeth</w:t>
+      </w:r>
+      <w:r>
+        <w:rPr>
+          <w:rFonts w:ascii="Arial" w:hAnsi="Arial" w:cs="Arial"/>
+          <w:b w:val="0"/>
+          <w:i w:val="0"/>
+          <w:sz w:val="22"/>
+        </w:rPr>
+        <w:t xml:space="preserve"> x </w:t>
+      </w:r>
+      <w:r>
+        <w:rPr>
+          <w:rFonts w:ascii="Arial" w:hAnsi="Arial" w:cs="Arial"/>
+          <w:b w:val="0"/>
+          <w:i w:val="0"/>
+          <w:sz w:val="22"/>
+        </w:rPr>
+        <w:t xml:space="preserve">f</w:t>
+      </w:r>
+      <w:r>
+        <w:rPr>
+          <w:rFonts w:ascii="Arial" w:hAnsi="Arial" w:cs="Arial"/>
+          <w:b w:val="0"/>
+          <w:i w:val="0"/>
+          <w:sz w:val="22"/>
+          <w:vertAlign w:val="subscript"/>
+        </w:rPr>
+        <w:t xml:space="preserve">shaft</w:t>
+      </w:r>
+      <w:r>
+        <w:rPr>
+          <w:rFonts w:ascii="Arial" w:hAnsi="Arial" w:cs="Arial"/>
+          <w:b w:val="0"/>
+          <w:i w:val="0"/>
+          <w:sz w:val="22"/>
+        </w:rPr>
+        <w:t xml:space="preserve"> = 24 x 30 = 720 Hz. Resolusi frekuensi Δf = fs/N = 5.120/4.096 = 1,25 Hz, dan Nyquist frequency = fs/2 = 2.560 Hz. Validasi setup: Nyquist 2.560 Hz jauh di atas GMF 720 Hz (faktor aman 3,6x), dan Δf = 1,25 Hz cukup halus untuk memisahkan harmonik 1x/2x/3x (berjarak 30 Hz, setara 24 bin) maupun sidebands di sekitar GMF (berjarak </w:t>
+      </w:r>
+      <w:r>
+        <w:rPr>
+          <w:rFonts w:ascii="Arial" w:hAnsi="Arial" w:cs="Arial"/>
+          <w:b w:val="0"/>
+          <w:i w:val="0"/>
+          <w:sz w:val="22"/>
+        </w:rPr>
+        <w:t xml:space="preserve">f</w:t>
+      </w:r>
+      <w:r>
+        <w:rPr>
+          <w:rFonts w:ascii="Arial" w:hAnsi="Arial" w:cs="Arial"/>
+          <w:b w:val="0"/>
+          <w:i w:val="0"/>
+          <w:sz w:val="22"/>
+          <w:vertAlign w:val="subscript"/>
+        </w:rPr>
+        <w:t xml:space="preserve">shaft</w:t>
+      </w:r>
+      <w:r>
+        <w:rPr>
+          <w:rFonts w:ascii="Arial" w:hAnsi="Arial" w:cs="Arial"/>
+          <w:b w:val="0"/>
+          <w:i w:val="0"/>
+          <w:sz w:val="22"/>
+        </w:rPr>
+        <w:t xml:space="preserve"> = 30 Hz dari GMF). Durasi rekaman T = N/fs = 4.096/5.120 = 0,8 detik, setara 24 putaran shaft penuh pada 1800 rpm, cukup untuk estimasi spektrum yang stabil. N = 4.096 = 2</w:t>
+      </w:r>
+      <w:r>
+        <w:rPr>
+          <w:rFonts w:ascii="Arial" w:hAnsi="Arial" w:cs="Arial"/>
+          <w:b w:val="0"/>
+          <w:i w:val="0"/>
+          <w:sz w:val="22"/>
+          <w:vertAlign w:val="superscript"/>
+        </w:rPr>
+        <w:t xml:space="preserve">12</w:t>
+      </w:r>
+      <w:r>
+        <w:rPr>
+          <w:rFonts w:ascii="Arial" w:hAnsi="Arial" w:cs="Arial"/>
+          <w:b w:val="0"/>
+          <w:i w:val="0"/>
+          <w:sz w:val="22"/>
+        </w:rPr>
+        <w:t xml:space="preserve"> juga merupakan pangkat dua, sehingga FFT radix-2 dapat bekerja optimal.</w:t>
       </w:r>
     </w:p>
     <w:p>
@@ -6073,7 +7517,38 @@
           <w:color w:val="444444"/>
           <w:sz w:val="20"/>
         </w:rPr>
-        <w:t>Gambar 7. Spektrum FFT motor 1800 rpm plus gearbox rasio 1:3: zona 1x-3x rpm (kiri) menunjukkan 2x dominan sebagai indikasi misalignment; zona gear mesh frequency (kanan) menunjukkan GMF 720 Hz dengan sidebands GMF plus-minus f_shaft sebagai indikasi gear wear.</w:t>
+        <w:t xml:space="preserve">Gambar 7. Spektrum FFT motor 1800 rpm plus gearbox rasio 1:3: zona 1x-3x rpm (kiri) menunjukkan 2x dominan sebagai indikasi misalignment; zona gear mesh frequency (kanan) menunjukkan GMF 720 Hz dengan sidebands GMF plus-minus </w:t>
+      </w:r>
+      <w:r>
+        <w:rPr>
+          <w:rFonts w:ascii="Arial" w:hAnsi="Arial" w:cs="Arial"/>
+          <w:b w:val="0"/>
+          <w:i/>
+          <w:color w:val="444444"/>
+          <w:sz w:val="20"/>
+        </w:rPr>
+        <w:t xml:space="preserve">f</w:t>
+      </w:r>
+      <w:r>
+        <w:rPr>
+          <w:rFonts w:ascii="Arial" w:hAnsi="Arial" w:cs="Arial"/>
+          <w:b w:val="0"/>
+          <w:i/>
+          <w:color w:val="444444"/>
+          <w:sz w:val="20"/>
+          <w:vertAlign w:val="subscript"/>
+        </w:rPr>
+        <w:t xml:space="preserve">shaft</w:t>
+      </w:r>
+      <w:r>
+        <w:rPr>
+          <w:rFonts w:ascii="Arial" w:hAnsi="Arial" w:cs="Arial"/>
+          <w:b w:val="0"/>
+          <w:i/>
+          <w:color w:val="444444"/>
+          <w:sz w:val="20"/>
+        </w:rPr>
+        <w:t xml:space="preserve"> sebagai indikasi gear wear.</w:t>
       </w:r>
     </w:p>
     <w:p>
@@ -6097,7 +7572,63 @@
           <w:i w:val="0"/>
           <w:sz w:val="22"/>
         </w:rPr>
-        <w:t>Gambar 7 menunjukkan hasil FFT lengkap dengan windowing Hann diterapkan. Pada zona 1x-3x rpm (panel kiri), puncak 1x=30 Hz relatif kecil, sedangkan puncak 2x=60 Hz jauh lebih dominan, sekitar empat kali amplitudo 1x; menurut kaidah diagnosis standar, 1x dominan menandakan unbalance sementara 2x dominan menandakan misalignment antara poros motor dan gearbox. Pada zona gear mesh frequency (panel kanan), puncak GMF=720 Hz didampingi dua sidebands simetris pada GMF-f_shaft=690 Hz dan GMF+f_shaft=750 Hz; pola sidebands simetris di sekitar GMF ini adalah tanda khas gear wear atau eksentrisitas roda gigi, karena satu gigi yang aus/tidak seragam akan memodulasi amplitudo gear mesh sekali setiap putaran shaft. Diagnosis gabungan yang disarankan: lakukan laser alignment pada kopling motor-gearbox sebagai langkah pertama (mengatasi sumber 2x dominan), kemudian inspeksi visual kondisi permukaan gigi gearbox (mengatasi sumber sidebands GMF).</w:t>
+        <w:t xml:space="preserve">Gambar 7 menunjukkan hasil FFT lengkap dengan windowing Hann diterapkan. Pada zona 1x-3x rpm (panel kiri), puncak 1x=30 Hz relatif kecil, sedangkan puncak 2x=60 Hz jauh lebih dominan, sekitar empat kali amplitudo 1x; menurut kaidah diagnosis standar, 1x dominan menandakan unbalance sementara 2x dominan menandakan misalignment antara poros motor dan gearbox. Pada zona gear mesh frequency (panel kanan), puncak GMF=720 Hz didampingi dua sidebands simetris pada GMF-</w:t>
+      </w:r>
+      <w:r>
+        <w:rPr>
+          <w:rFonts w:ascii="Arial" w:hAnsi="Arial" w:cs="Arial"/>
+          <w:b w:val="0"/>
+          <w:i w:val="0"/>
+          <w:sz w:val="22"/>
+        </w:rPr>
+        <w:t xml:space="preserve">f</w:t>
+      </w:r>
+      <w:r>
+        <w:rPr>
+          <w:rFonts w:ascii="Arial" w:hAnsi="Arial" w:cs="Arial"/>
+          <w:b w:val="0"/>
+          <w:i w:val="0"/>
+          <w:sz w:val="22"/>
+          <w:vertAlign w:val="subscript"/>
+        </w:rPr>
+        <w:t xml:space="preserve">shaft</w:t>
+      </w:r>
+      <w:r>
+        <w:rPr>
+          <w:rFonts w:ascii="Arial" w:hAnsi="Arial" w:cs="Arial"/>
+          <w:b w:val="0"/>
+          <w:i w:val="0"/>
+          <w:sz w:val="22"/>
+        </w:rPr>
+        <w:t xml:space="preserve">=690 Hz dan GMF+</w:t>
+      </w:r>
+      <w:r>
+        <w:rPr>
+          <w:rFonts w:ascii="Arial" w:hAnsi="Arial" w:cs="Arial"/>
+          <w:b w:val="0"/>
+          <w:i w:val="0"/>
+          <w:sz w:val="22"/>
+        </w:rPr>
+        <w:t xml:space="preserve">f</w:t>
+      </w:r>
+      <w:r>
+        <w:rPr>
+          <w:rFonts w:ascii="Arial" w:hAnsi="Arial" w:cs="Arial"/>
+          <w:b w:val="0"/>
+          <w:i w:val="0"/>
+          <w:sz w:val="22"/>
+          <w:vertAlign w:val="subscript"/>
+        </w:rPr>
+        <w:t xml:space="preserve">shaft</w:t>
+      </w:r>
+      <w:r>
+        <w:rPr>
+          <w:rFonts w:ascii="Arial" w:hAnsi="Arial" w:cs="Arial"/>
+          <w:b w:val="0"/>
+          <w:i w:val="0"/>
+          <w:sz w:val="22"/>
+        </w:rPr>
+        <w:t xml:space="preserve">=750 Hz; pola sidebands simetris di sekitar GMF ini adalah tanda khas gear wear atau eksentrisitas roda gigi, karena satu gigi yang aus/tidak seragam akan memodulasi amplitudo gear mesh sekali setiap putaran shaft. Diagnosis gabungan yang disarankan: lakukan laser alignment pada kopling motor-gearbox sebagai langkah pertama (mengatasi sumber 2x dominan), kemudian inspeksi visual kondisi permukaan gigi gearbox (mengatasi sumber sidebands GMF).</w:t>
       </w:r>
     </w:p>
     <w:p>
@@ -6121,7 +7652,63 @@
           <w:i w:val="0"/>
           <w:sz w:val="22"/>
         </w:rPr>
-        <w:t>Satu langkah validasi yang sering terlewat: sebelum menyimpulkan sumber mekanik untuk setiap puncak, periksa dahulu apakah puncak tersebut berimpit dengan frekuensi listrik jala-jala (di Indonesia, 50 Hz dan kelipatannya seperti 100 Hz), karena motor induksi kerap memunculkan getaran elektromagnetik pada f_line dan 2 x f_line akibat torsional ripple atau eksentrisitas rotor-stator. Tes diagnostik standar adalah mematikan motor sesaat dan mengukur sinyal "latar" (background); bila puncak yang dicurigai hilang saat motor mati, sumbernya elektrik, bukan mekanik. Pada kasus ini, puncak 60 Hz bertepatan dengan 2x rpm (30 Hz x 2 = 60 Hz) dan bukan kelipatan 50 Hz jala-jala Indonesia, sehingga kemungkinan besar sumbernya memang mekanik (misalignment), namun langkah verifikasi baseline tetap disarankan sebagai praktik baik sebelum mengeksekusi rencana perbaikan.</w:t>
+        <w:t xml:space="preserve">Satu langkah validasi yang sering terlewat: sebelum menyimpulkan sumber mekanik untuk setiap puncak, periksa dahulu apakah puncak tersebut berimpit dengan frekuensi listrik jala-jala (di Indonesia, 50 Hz dan kelipatannya seperti 100 Hz), karena motor induksi kerap memunculkan getaran elektromagnetik pada </w:t>
+      </w:r>
+      <w:r>
+        <w:rPr>
+          <w:rFonts w:ascii="Arial" w:hAnsi="Arial" w:cs="Arial"/>
+          <w:b w:val="0"/>
+          <w:i w:val="0"/>
+          <w:sz w:val="22"/>
+        </w:rPr>
+        <w:t xml:space="preserve">f</w:t>
+      </w:r>
+      <w:r>
+        <w:rPr>
+          <w:rFonts w:ascii="Arial" w:hAnsi="Arial" w:cs="Arial"/>
+          <w:b w:val="0"/>
+          <w:i w:val="0"/>
+          <w:sz w:val="22"/>
+          <w:vertAlign w:val="subscript"/>
+        </w:rPr>
+        <w:t xml:space="preserve">line</w:t>
+      </w:r>
+      <w:r>
+        <w:rPr>
+          <w:rFonts w:ascii="Arial" w:hAnsi="Arial" w:cs="Arial"/>
+          <w:b w:val="0"/>
+          <w:i w:val="0"/>
+          <w:sz w:val="22"/>
+        </w:rPr>
+        <w:t xml:space="preserve"> dan 2 x </w:t>
+      </w:r>
+      <w:r>
+        <w:rPr>
+          <w:rFonts w:ascii="Arial" w:hAnsi="Arial" w:cs="Arial"/>
+          <w:b w:val="0"/>
+          <w:i w:val="0"/>
+          <w:sz w:val="22"/>
+        </w:rPr>
+        <w:t xml:space="preserve">f</w:t>
+      </w:r>
+      <w:r>
+        <w:rPr>
+          <w:rFonts w:ascii="Arial" w:hAnsi="Arial" w:cs="Arial"/>
+          <w:b w:val="0"/>
+          <w:i w:val="0"/>
+          <w:sz w:val="22"/>
+          <w:vertAlign w:val="subscript"/>
+        </w:rPr>
+        <w:t xml:space="preserve">line</w:t>
+      </w:r>
+      <w:r>
+        <w:rPr>
+          <w:rFonts w:ascii="Arial" w:hAnsi="Arial" w:cs="Arial"/>
+          <w:b w:val="0"/>
+          <w:i w:val="0"/>
+          <w:sz w:val="22"/>
+        </w:rPr>
+        <w:t xml:space="preserve"> akibat torsional ripple atau eksentrisitas rotor-stator. Tes diagnostik standar adalah mematikan motor sesaat dan mengukur sinyal "latar" (background); bila puncak yang dicurigai hilang saat motor mati, sumbernya elektrik, bukan mekanik. Pada kasus ini, puncak 60 Hz bertepatan dengan 2x rpm (30 Hz x 2 = 60 Hz) dan bukan kelipatan 50 Hz jala-jala Indonesia, sehingga kemungkinan besar sumbernya memang mekanik (misalignment), namun langkah verifikasi baseline tetap disarankan sebagai praktik baik sebelum mengeksekusi rencana perbaikan.</w:t>
       </w:r>
     </w:p>
     <w:p>
@@ -6216,7 +7803,7 @@
           <w:i w:val="0"/>
           <w:sz w:val="22"/>
         </w:rPr>
-        <w:t>membangkitkan sinyal sintetis tiga komponen frekuensi (50 Hz amplitudo 1,0; 120 Hz amplitudo 0,5; 350 Hz amplitudo 0,3) plus noise putih sigma=0,1, pada fs = 2.000 Hz selama T = 2 detik (N = 4.000 sample); mencetak sample rate, jumlah sample, resolusi frekuensi fs/N, dan Nyquist frequency fs/2 sebagai sanity check sebelum FFT dijalankan.</w:t>
+        <w:t xml:space="preserve">membangkitkan sinyal sintetis tiga komponen frekuensi (50 Hz amplitudo 1,0; 120 Hz amplitudo 0,5; 350 Hz amplitudo 0,3) plus noise putih σ=0,1, pada fs = 2.000 Hz selama T = 2 detik (N = 4.000 sample); mencetak sample rate, jumlah sample, resolusi frekuensi fs/N, dan Nyquist frequency fs/2 sebagai sanity check sebelum FFT dijalankan.</w:t>
       </w:r>
     </w:p>
     <w:p>
@@ -6354,7 +7941,7 @@
           <w:i w:val="0"/>
           <w:sz w:val="22"/>
         </w:rPr>
-        <w:t>Bila Cell 1 dan Cell 2 dijalankan berurutan pada dataset referensi (fs = 2.000 Hz, N = 4.000, komponen 50 Hz amplitudo 1,0; 120 Hz amplitudo 0,5; 350 Hz amplitudo 0,3 plus noise sigma=0,1), output print() yang diharapkan pada Cell 1 adalah "Sample rate: 2000.0 Hz", "Total samples: 4000", "Frequency resolution: 0.5 Hz/bin", dan "Nyquist: 1000.0 Hz"; sedangkan Cell 2 akan mencetak "FFT output length: 2001", "Frequency range: 0 - 1000.0 Hz", diikuti tiga baris "Top 3 peaks" yang mendekati f = 50,00 Hz dengan amplitude sekitar 1,000, f = 120,00 Hz dengan amplitude sekitar 0,500, dan f = 350,00 Hz dengan amplitude sekitar 0,300, konsisten dengan amplitudo asli yang didefinisikan pada Cell 1 (nilai persisnya dapat sedikit bergeser akibat kontribusi noise acak). Mahasiswa disarankan menjalankan sendiri kedua cell ini di Jupyter Notebook dan membandingkan hasil cetak tersebut sebagai langkah verifikasi bahwa implementasi numpy.fft berjalan benar, sebelum melangkah ke Cell 3 (windowing) dan Cell 4 (deteksi puncak otomatis) yang menjadi dasar pengerjaan sebagian besar soal Tugas Pertemuan 12 pada bagian berikutnya.</w:t>
+        <w:t xml:space="preserve">Bila Cell 1 dan Cell 2 dijalankan berurutan pada dataset referensi (fs = 2.000 Hz, N = 4.000, komponen 50 Hz amplitudo 1,0; 120 Hz amplitudo 0,5; 350 Hz amplitudo 0,3 plus noise σ=0,1), output print() yang diharapkan pada Cell 1 adalah "Sample rate: 2000.0 Hz", "Total samples: 4000", "Frequency resolution: 0.5 Hz/bin", dan "Nyquist: 1000.0 Hz"; sedangkan Cell 2 akan mencetak "FFT output length: 2001", "Frequency range: 0 - 1000.0 Hz", diikuti tiga baris "Top 3 peaks" yang mendekati f = 50,00 Hz dengan amplitude sekitar 1,000, f = 120,00 Hz dengan amplitude sekitar 0,500, dan f = 350,00 Hz dengan amplitude sekitar 0,300, konsisten dengan amplitudo asli yang didefinisikan pada Cell 1 (nilai persisnya dapat sedikit bergeser akibat kontribusi noise acak). Mahasiswa disarankan menjalankan sendiri kedua cell ini di Jupyter Notebook dan membandingkan hasil cetak tersebut sebagai langkah verifikasi bahwa implementasi numpy.fft berjalan benar, sebelum melangkah ke Cell 3 (windowing) dan Cell 4 (deteksi puncak otomatis) yang menjadi dasar pengerjaan sebagian besar soal Tugas Pertemuan 12 pada bagian berikutnya.</w:t>
       </w:r>
     </w:p>
     <w:p>
@@ -7014,7 +8601,28 @@
           <w:color w:val="333333"/>
           <w:sz w:val="21"/>
         </w:rPr>
-        <w:t>Hasil sama, FFT adalah algoritma cepat untuk hitung DFT (O(N log N) vs O(N^2))</w:t>
+        <w:t xml:space="preserve">Hasil sama, FFT adalah algoritma cepat untuk hitung DFT (O(N log N) vs O(N</w:t>
+      </w:r>
+      <w:r>
+        <w:rPr>
+          <w:rFonts w:ascii="Arial" w:hAnsi="Arial" w:cs="Arial"/>
+          <w:b w:val="0"/>
+          <w:i w:val="0"/>
+          <w:color w:val="333333"/>
+          <w:sz w:val="21"/>
+          <w:vertAlign w:val="superscript"/>
+        </w:rPr>
+        <w:t xml:space="preserve">2</w:t>
+      </w:r>
+      <w:r>
+        <w:rPr>
+          <w:rFonts w:ascii="Arial" w:hAnsi="Arial" w:cs="Arial"/>
+          <w:b w:val="0"/>
+          <w:i w:val="0"/>
+          <w:color w:val="333333"/>
+          <w:sz w:val="21"/>
+        </w:rPr>
+        <w:t xml:space="preserve">))</w:t>
       </w:r>
     </w:p>
     <w:p>
@@ -7242,7 +8850,7 @@
           <w:i w:val="0"/>
           <w:sz w:val="22"/>
         </w:rPr>
-        <w:t>Untuk fs = 2000 Hz dan jumlah sample N = 4000, berapa resolusi frekuensi delta-f per bin?</w:t>
+        <w:t xml:space="preserve">Untuk fs = 2000 Hz dan jumlah sample N = 4000, berapa resolusi frekuensi δ-f per bin?</w:t>
       </w:r>
     </w:p>
     <w:p>
@@ -7890,7 +9498,7 @@
           <w:color w:val="333333"/>
           <w:sz w:val="21"/>
         </w:rPr>
-        <w:t>2/akar(N)</w:t>
+        <w:t xml:space="preserve">2/√(N)</w:t>
       </w:r>
     </w:p>
     <w:p>
@@ -8281,7 +9889,35 @@
           <w:i w:val="0"/>
           <w:sz w:val="22"/>
         </w:rPr>
-        <w:t>Hitung frekuensi Nyquist (Hz) untuk sample rate fs = 2000 Hz. Formula: f_Nyquist = fs/2.</w:t>
+        <w:t xml:space="preserve">Hitung frekuensi Nyquist (Hz) untuk sample rate fs = 2000 Hz. Formula: </w:t>
+      </w:r>
+      <w:r>
+        <w:rPr>
+          <w:rFonts w:ascii="Arial" w:hAnsi="Arial" w:cs="Arial"/>
+          <w:b w:val="0"/>
+          <w:i w:val="0"/>
+          <w:sz w:val="22"/>
+        </w:rPr>
+        <w:t xml:space="preserve">f</w:t>
+      </w:r>
+      <w:r>
+        <w:rPr>
+          <w:rFonts w:ascii="Arial" w:hAnsi="Arial" w:cs="Arial"/>
+          <w:b w:val="0"/>
+          <w:i w:val="0"/>
+          <w:sz w:val="22"/>
+          <w:vertAlign w:val="subscript"/>
+        </w:rPr>
+        <w:t xml:space="preserve">Nyquist</w:t>
+      </w:r>
+      <w:r>
+        <w:rPr>
+          <w:rFonts w:ascii="Arial" w:hAnsi="Arial" w:cs="Arial"/>
+          <w:b w:val="0"/>
+          <w:i w:val="0"/>
+          <w:sz w:val="22"/>
+        </w:rPr>
+        <w:t xml:space="preserve"> = fs/2.</w:t>
       </w:r>
     </w:p>
     <w:p>
@@ -8341,7 +9977,7 @@
           <w:i w:val="0"/>
           <w:sz w:val="22"/>
         </w:rPr>
-        <w:t>Hitung resolusi frekuensi delta-f (Hz/bin) untuk fs = 2000 Hz dan N = 4000 sample.</w:t>
+        <w:t xml:space="preserve">Hitung resolusi frekuensi δ-f (Hz/bin) untuk fs = 2000 Hz dan N = 4000 sample.</w:t>
       </w:r>
     </w:p>
     <w:p>
@@ -8377,7 +10013,7 @@
           <w:color w:val="333333"/>
           <w:sz w:val="21"/>
         </w:rPr>
-        <w:t>Resolusi frekuensi delta-f = fs/N; bagi sample rate dengan jumlah sampel.</w:t>
+        <w:t xml:space="preserve">Resolusi frekuensi δ-f = fs/N; bagi sample rate dengan jumlah sampel.</w:t>
       </w:r>
     </w:p>
     <w:p>
@@ -8401,7 +10037,7 @@
           <w:i w:val="0"/>
           <w:sz w:val="22"/>
         </w:rPr>
-        <w:t>Generate sinyal x = sin(2 pi 50 t) dengan fs = 1000 Hz dan durasi 1 detik. Hitung max amplitude (peak value).</w:t>
+        <w:t xml:space="preserve">Generate sinyal x = sin(2 π 50 t) dengan fs = 1000 Hz dan durasi 1 detik. Hitung max amplitude (peak value).</w:t>
       </w:r>
     </w:p>
     <w:p>
@@ -8461,7 +10097,7 @@
           <w:i w:val="0"/>
           <w:sz w:val="22"/>
         </w:rPr>
-        <w:t>Generate x = sin(2 pi 100 t) dengan fs = 1000, N = 1000. Lakukan FFT dan return frekuensi peak (Hz) dari spektrum.</w:t>
+        <w:t xml:space="preserve">Generate x = sin(2 π 100 t) dengan fs = 1000, N = 1000. Lakukan FFT dan return frekuensi peak (Hz) dari spektrum.</w:t>
       </w:r>
     </w:p>
     <w:p>
@@ -8581,7 +10217,7 @@
           <w:i w:val="0"/>
           <w:sz w:val="22"/>
         </w:rPr>
-        <w:t>Hitung magnitude FFT di bin frekuensi 50 Hz untuk x = sin(2 pi 50 t), fs = 1000, N = 1000. Magnitude = |X[k]| x 2/N.</w:t>
+        <w:t xml:space="preserve">Hitung magnitude FFT di bin frekuensi 50 Hz untuk x = sin(2 π 50 t), fs = 1000, N = 1000. Magnitude = |X[k]| x 2/N.</w:t>
       </w:r>
     </w:p>
     <w:p>
@@ -8641,7 +10277,7 @@
           <w:i w:val="0"/>
           <w:sz w:val="22"/>
         </w:rPr>
-        <w:t>Generate sinyal multi-component: x = sin(2 pi 50 t) + 0,5 sin(2 pi 120 t), fs = 1000, N = 1000. Lakukan FFT, return frekuensi peak tertinggi kedua (setelah sorting magnitude descending).</w:t>
+        <w:t xml:space="preserve">Generate sinyal multi-component: x = sin(2 π 50 t) + 0,5 sin(2 π 120 t), fs = 1000, N = 1000. Lakukan FFT, return frekuensi peak tertinggi kedua (setelah sorting magnitude descending).</w:t>
       </w:r>
     </w:p>
     <w:p>
@@ -8821,7 +10457,26 @@
           <w:i w:val="0"/>
           <w:sz w:val="22"/>
         </w:rPr>
-        <w:t>Hitung RMS dari sinyal sinusoidal pure x = sin(2 pi 100 t), fs = 1000, N = 1000. RMS = akar(mean(x^2)).</w:t>
+        <w:t xml:space="preserve">Hitung RMS dari sinyal sinusoidal pure x = sin(2 π 100 t), fs = 1000, N = 1000. RMS = √(mean(x</w:t>
+      </w:r>
+      <w:r>
+        <w:rPr>
+          <w:rFonts w:ascii="Arial" w:hAnsi="Arial" w:cs="Arial"/>
+          <w:b w:val="0"/>
+          <w:i w:val="0"/>
+          <w:sz w:val="22"/>
+          <w:vertAlign w:val="superscript"/>
+        </w:rPr>
+        <w:t xml:space="preserve">2</w:t>
+      </w:r>
+      <w:r>
+        <w:rPr>
+          <w:rFonts w:ascii="Arial" w:hAnsi="Arial" w:cs="Arial"/>
+          <w:b w:val="0"/>
+          <w:i w:val="0"/>
+          <w:sz w:val="22"/>
+        </w:rPr>
+        <w:t xml:space="preserve">)).</w:t>
       </w:r>
     </w:p>
     <w:p>
@@ -8857,7 +10512,28 @@
           <w:color w:val="333333"/>
           <w:sz w:val="21"/>
         </w:rPr>
-        <w:t>RMS = akar(mean(x^2)); pakai np.mean pada kuadrat sinyal lalu np.sqrt.</w:t>
+        <w:t xml:space="preserve">RMS = √(mean(x</w:t>
+      </w:r>
+      <w:r>
+        <w:rPr>
+          <w:rFonts w:ascii="Arial" w:hAnsi="Arial" w:cs="Arial"/>
+          <w:b w:val="0"/>
+          <w:i w:val="0"/>
+          <w:color w:val="333333"/>
+          <w:sz w:val="21"/>
+          <w:vertAlign w:val="superscript"/>
+        </w:rPr>
+        <w:t xml:space="preserve">2</w:t>
+      </w:r>
+      <w:r>
+        <w:rPr>
+          <w:rFonts w:ascii="Arial" w:hAnsi="Arial" w:cs="Arial"/>
+          <w:b w:val="0"/>
+          <w:i w:val="0"/>
+          <w:color w:val="333333"/>
+          <w:sz w:val="21"/>
+        </w:rPr>
+        <w:t xml:space="preserve">)); pakai np.mean pada kuadrat sinyal lalu np.sqrt.</w:t>
       </w:r>
     </w:p>
     <w:p>
@@ -8912,7 +10588,7 @@
           <w:i w:val="0"/>
           <w:sz w:val="22"/>
         </w:rPr>
-        <w:t>Implementasikan DFT manual untuk N = 8 sample dari signal x = [1, 0, 1, 0, 1, 0, 1, 0]. Hitung X[0] menggunakan formula DFT: X[k] = Sigma x[n] exp(-j 2 pi k n/N). Verifikasi dengan np.fft. Return |X[0]| (= sum of x).</w:t>
+        <w:t xml:space="preserve">Implementasikan DFT manual untuk N = 8 sample dari signal x = [1, 0, 1, 0, 1, 0, 1, 0]. Hitung X[0] menggunakan formula DFT: X[k] = Σ x[n] exp(-j 2 π k n/N). Verifikasi dengan np.fft. Return |X[0]| (= sum of x).</w:t>
       </w:r>
     </w:p>
     <w:p>
@@ -8948,7 +10624,7 @@
           <w:color w:val="333333"/>
           <w:sz w:val="21"/>
         </w:rPr>
-        <w:t>Terapkan formula DFT X[k] = Sigma x[n] exp(-j 2 pi k n/N); ingat untuk k=0 faktor eksponensial = 1 sehingga X[0] = jumlah seluruh x[n].</w:t>
+        <w:t xml:space="preserve">Terapkan formula DFT X[k] = Σ x[n] exp(-j 2 π k n/N); ingat untuk k=0 faktor eksponensial = 1 sehingga X[0] = jumlah seluruh x[n].</w:t>
       </w:r>
     </w:p>
     <w:p>
@@ -8972,7 +10648,7 @@
           <w:i w:val="0"/>
           <w:sz w:val="22"/>
         </w:rPr>
-        <w:t>Apply bandpass filter (cutoff 30-70 Hz, Butterworth order 4) ke sinyal x = sin(2 pi 50 t) + sin(2 pi 150 t) (fs=1000, N=1000). Return RMS dari sinyal yang sudah difilter (komponen 50 Hz harus survive, 150 Hz dibuang).</w:t>
+        <w:t xml:space="preserve">Apply bandpass filter (cutoff 30-70 Hz, Butterworth order 4) ke sinyal x = sin(2 π 50 t) + sin(2 π 150 t) (fs=1000, N=1000). Return RMS dari sinyal yang sudah difilter (komponen 50 Hz harus survive, 150 Hz dibuang).</w:t>
       </w:r>
     </w:p>
     <w:p>
@@ -9032,7 +10708,7 @@
           <w:i w:val="0"/>
           <w:sz w:val="22"/>
         </w:rPr>
-        <w:t>Auto-detect 3 peaks tertinggi di FFT spektrum dari signal x = sin(2 pi 50 t) + 0,7 sin(2 pi 120 t) + 0,4 sin(2 pi 230 t) (fs=1000, N=2000). Return frekuensi peak tertinggi (yang harusnya 50 Hz). Pakai scipy.signal.find_peaks.</w:t>
+        <w:t xml:space="preserve">Auto-detect 3 peaks tertinggi di FFT spektrum dari signal x = sin(2 π 50 t) + 0,7 sin(2 π 120 t) + 0,4 sin(2 π 230 t) (fs=1000, N=2000). Return frekuensi peak tertinggi (yang harusnya 50 Hz). Pakai scipy.signal.find_peaks.</w:t>
       </w:r>
     </w:p>
     <w:p>
@@ -9092,7 +10768,7 @@
           <w:i w:val="0"/>
           <w:sz w:val="22"/>
         </w:rPr>
-        <w:t>Hitung Power Spectral Density (PSD) dengan Welch method untuk signal x = sin(2 pi 100 t) + 0,5 noise (fs=1000, N=4000, sigma noise=0,3). Return frekuensi peak dominan dari PSD.</w:t>
+        <w:t xml:space="preserve">Hitung Power Spectral Density (PSD) dengan Welch method untuk signal x = sin(2 π 100 t) + 0,5 noise (fs=1000, N=4000, σ noise=0,3). Return frekuensi peak dominan dari PSD.</w:t>
       </w:r>
     </w:p>
     <w:p>

--- a/Getaran-Mekanik/Modul-Word/Modul-11-Transformasi-Fourier-Teori-dan-Implementasi-FFT.docx
+++ b/Getaran-Mekanik/Modul-Word/Modul-11-Transformasi-Fourier-Teori-dan-Implementasi-FFT.docx
@@ -2870,8 +2870,11 @@
     </w:p>
     <w:p>
       <w:pPr>
+        <w:tabs>
+          <w:tab w:val="center" w:pos="4393"/>
+          <w:tab w:val="right" w:pos="8787"/>
+        </w:tabs>
         <w:spacing w:before="40" w:after="120"/>
-        <w:jc w:val="center"/>
       </w:pPr>
       <w:r>
         <w:rPr>
@@ -2881,7 +2884,7 @@
           <w:color w:val="305496"/>
           <w:sz w:val="22"/>
         </w:rPr>
-        <w:t xml:space="preserve">x(t) = </w:t>
+        <w:tab/>
       </w:r>
       <w:r>
         <w:rPr>
@@ -2891,7 +2894,7 @@
           <w:color w:val="305496"/>
           <w:sz w:val="22"/>
         </w:rPr>
-        <w:t xml:space="preserve">A</w:t>
+        <w:t xml:space="preserve">x(t) = </w:t>
       </w:r>
       <w:r>
         <w:rPr>
@@ -2900,9 +2903,8 @@
           <w:i/>
           <w:color w:val="305496"/>
           <w:sz w:val="22"/>
-          <w:vertAlign w:val="subscript"/>
-        </w:rPr>
-        <w:t xml:space="preserve">1</w:t>
+        </w:rPr>
+        <w:t xml:space="preserve">A</w:t>
       </w:r>
       <w:r>
         <w:rPr>
@@ -2911,8 +2913,9 @@
           <w:i/>
           <w:color w:val="305496"/>
           <w:sz w:val="22"/>
-        </w:rPr>
-        <w:t xml:space="preserve"> sin(omega1 t) + </w:t>
+          <w:vertAlign w:val="subscript"/>
+        </w:rPr>
+        <w:t xml:space="preserve">1</w:t>
       </w:r>
       <w:r>
         <w:rPr>
@@ -2922,7 +2925,7 @@
           <w:color w:val="305496"/>
           <w:sz w:val="22"/>
         </w:rPr>
-        <w:t xml:space="preserve">A</w:t>
+        <w:t xml:space="preserve"> sin(omega1 t) + </w:t>
       </w:r>
       <w:r>
         <w:rPr>
@@ -2931,9 +2934,8 @@
           <w:i/>
           <w:color w:val="305496"/>
           <w:sz w:val="22"/>
-          <w:vertAlign w:val="subscript"/>
-        </w:rPr>
-        <w:t xml:space="preserve">2</w:t>
+        </w:rPr>
+        <w:t xml:space="preserve">A</w:t>
       </w:r>
       <w:r>
         <w:rPr>
@@ -2942,8 +2944,9 @@
           <w:i/>
           <w:color w:val="305496"/>
           <w:sz w:val="22"/>
-        </w:rPr>
-        <w:t xml:space="preserve"> sin(omega2 t) + ...   ↔   |X(f)| pada </w:t>
+          <w:vertAlign w:val="subscript"/>
+        </w:rPr>
+        <w:t xml:space="preserve">2</w:t>
       </w:r>
       <w:r>
         <w:rPr>
@@ -2953,7 +2956,7 @@
           <w:color w:val="305496"/>
           <w:sz w:val="22"/>
         </w:rPr>
-        <w:t xml:space="preserve">f</w:t>
+        <w:t xml:space="preserve"> sin(omega2 t) + ...   ↔   |X(f)| pada </w:t>
       </w:r>
       <w:r>
         <w:rPr>
@@ -2962,9 +2965,8 @@
           <w:i/>
           <w:color w:val="305496"/>
           <w:sz w:val="22"/>
-          <w:vertAlign w:val="subscript"/>
-        </w:rPr>
-        <w:t xml:space="preserve">1</w:t>
+        </w:rPr>
+        <w:t xml:space="preserve">f</w:t>
       </w:r>
       <w:r>
         <w:rPr>
@@ -2973,8 +2975,9 @@
           <w:i/>
           <w:color w:val="305496"/>
           <w:sz w:val="22"/>
-        </w:rPr>
-        <w:t xml:space="preserve">, </w:t>
+          <w:vertAlign w:val="subscript"/>
+        </w:rPr>
+        <w:t xml:space="preserve">1</w:t>
       </w:r>
       <w:r>
         <w:rPr>
@@ -2984,7 +2987,7 @@
           <w:color w:val="305496"/>
           <w:sz w:val="22"/>
         </w:rPr>
-        <w:t xml:space="preserve">f</w:t>
+        <w:t xml:space="preserve">, </w:t>
       </w:r>
       <w:r>
         <w:rPr>
@@ -2993,9 +2996,8 @@
           <w:i/>
           <w:color w:val="305496"/>
           <w:sz w:val="22"/>
-          <w:vertAlign w:val="subscript"/>
-        </w:rPr>
-        <w:t xml:space="preserve">2</w:t>
+        </w:rPr>
+        <w:t xml:space="preserve">f</w:t>
       </w:r>
       <w:r>
         <w:rPr>
@@ -3004,8 +3006,9 @@
           <w:i/>
           <w:color w:val="305496"/>
           <w:sz w:val="22"/>
-        </w:rPr>
-        <w:t xml:space="preserve">, ...</w:t>
+          <w:vertAlign w:val="subscript"/>
+        </w:rPr>
+        <w:t xml:space="preserve">2</w:t>
       </w:r>
       <w:r>
         <w:rPr>
@@ -3015,7 +3018,18 @@
           <w:color w:val="305496"/>
           <w:sz w:val="22"/>
         </w:rPr>
-        <w:t xml:space="preserve">   (1)</w:t>
+        <w:t xml:space="preserve">, ...</w:t>
+      </w:r>
+      <w:r>
+        <w:rPr>
+          <w:rFonts w:ascii="Arial" w:hAnsi="Arial" w:cs="Arial"/>
+          <w:b/>
+          <w:i/>
+          <w:color w:val="305496"/>
+          <w:sz w:val="22"/>
+        </w:rPr>
+        <w:tab/>
+        <w:t xml:space="preserve">(1)</w:t>
       </w:r>
     </w:p>
     <w:p>
@@ -3177,8 +3191,11 @@
     </w:p>
     <w:p>
       <w:pPr>
+        <w:tabs>
+          <w:tab w:val="center" w:pos="4393"/>
+          <w:tab w:val="right" w:pos="8787"/>
+        </w:tabs>
         <w:spacing w:before="40" w:after="120"/>
-        <w:jc w:val="center"/>
       </w:pPr>
       <w:r>
         <w:rPr>
@@ -3188,7 +3205,7 @@
           <w:color w:val="305496"/>
           <w:sz w:val="22"/>
         </w:rPr>
-        <w:t xml:space="preserve">x(t) = </w:t>
+        <w:tab/>
       </w:r>
       <w:r>
         <w:rPr>
@@ -3198,7 +3215,7 @@
           <w:color w:val="305496"/>
           <w:sz w:val="22"/>
         </w:rPr>
-        <w:t xml:space="preserve">a</w:t>
+        <w:t xml:space="preserve">x(t) = </w:t>
       </w:r>
       <w:r>
         <w:rPr>
@@ -3207,9 +3224,8 @@
           <w:i/>
           <w:color w:val="305496"/>
           <w:sz w:val="22"/>
-          <w:vertAlign w:val="subscript"/>
-        </w:rPr>
-        <w:t xml:space="preserve">0</w:t>
+        </w:rPr>
+        <w:t xml:space="preserve">a</w:t>
       </w:r>
       <w:r>
         <w:rPr>
@@ -3218,8 +3234,9 @@
           <w:i/>
           <w:color w:val="305496"/>
           <w:sz w:val="22"/>
-        </w:rPr>
-        <w:t xml:space="preserve">/2 + sum[ an cos(2·π·n·</w:t>
+          <w:vertAlign w:val="subscript"/>
+        </w:rPr>
+        <w:t xml:space="preserve">0</w:t>
       </w:r>
       <w:r>
         <w:rPr>
@@ -3229,7 +3246,7 @@
           <w:color w:val="305496"/>
           <w:sz w:val="22"/>
         </w:rPr>
-        <w:t xml:space="preserve">f</w:t>
+        <w:t xml:space="preserve">/2 + sum[ an cos(2·π·n·</w:t>
       </w:r>
       <w:r>
         <w:rPr>
@@ -3238,9 +3255,8 @@
           <w:i/>
           <w:color w:val="305496"/>
           <w:sz w:val="22"/>
-          <w:vertAlign w:val="subscript"/>
-        </w:rPr>
-        <w:t xml:space="preserve">0</w:t>
+        </w:rPr>
+        <w:t xml:space="preserve">f</w:t>
       </w:r>
       <w:r>
         <w:rPr>
@@ -3249,8 +3265,9 @@
           <w:i/>
           <w:color w:val="305496"/>
           <w:sz w:val="22"/>
-        </w:rPr>
-        <w:t xml:space="preserve">·t) + bn sin(2·π·n·</w:t>
+          <w:vertAlign w:val="subscript"/>
+        </w:rPr>
+        <w:t xml:space="preserve">0</w:t>
       </w:r>
       <w:r>
         <w:rPr>
@@ -3260,7 +3277,7 @@
           <w:color w:val="305496"/>
           <w:sz w:val="22"/>
         </w:rPr>
-        <w:t xml:space="preserve">f</w:t>
+        <w:t xml:space="preserve">·t) + bn sin(2·π·n·</w:t>
       </w:r>
       <w:r>
         <w:rPr>
@@ -3269,9 +3286,8 @@
           <w:i/>
           <w:color w:val="305496"/>
           <w:sz w:val="22"/>
-          <w:vertAlign w:val="subscript"/>
-        </w:rPr>
-        <w:t xml:space="preserve">0</w:t>
+        </w:rPr>
+        <w:t xml:space="preserve">f</w:t>
       </w:r>
       <w:r>
         <w:rPr>
@@ -3280,8 +3296,9 @@
           <w:i/>
           <w:color w:val="305496"/>
           <w:sz w:val="22"/>
-        </w:rPr>
-        <w:t xml:space="preserve">·t) ],  n = 1, 2, 3, ...</w:t>
+          <w:vertAlign w:val="subscript"/>
+        </w:rPr>
+        <w:t xml:space="preserve">0</w:t>
       </w:r>
       <w:r>
         <w:rPr>
@@ -3291,7 +3308,18 @@
           <w:color w:val="305496"/>
           <w:sz w:val="22"/>
         </w:rPr>
-        <w:t xml:space="preserve">   (2)</w:t>
+        <w:t xml:space="preserve">·t) ],  n = 1, 2, 3, ...</w:t>
+      </w:r>
+      <w:r>
+        <w:rPr>
+          <w:rFonts w:ascii="Arial" w:hAnsi="Arial" w:cs="Arial"/>
+          <w:b/>
+          <w:i/>
+          <w:color w:val="305496"/>
+          <w:sz w:val="22"/>
+        </w:rPr>
+        <w:tab/>
+        <w:t xml:space="preserve">(2)</w:t>
       </w:r>
     </w:p>
     <w:p>
@@ -3644,8 +3672,11 @@
     </w:p>
     <w:p>
       <w:pPr>
+        <w:tabs>
+          <w:tab w:val="center" w:pos="4393"/>
+          <w:tab w:val="right" w:pos="8787"/>
+        </w:tabs>
         <w:spacing w:before="40" w:after="120"/>
-        <w:jc w:val="center"/>
       </w:pPr>
       <w:r>
         <w:rPr>
@@ -3655,7 +3686,7 @@
           <w:color w:val="305496"/>
           <w:sz w:val="22"/>
         </w:rPr>
-        <w:t xml:space="preserve">x(t) = (4/π) [ sin(</w:t>
+        <w:tab/>
       </w:r>
       <w:r>
         <w:rPr>
@@ -3665,7 +3696,7 @@
           <w:color w:val="305496"/>
           <w:sz w:val="22"/>
         </w:rPr>
-        <w:t xml:space="preserve">w</w:t>
+        <w:t xml:space="preserve">x(t) = (4/π) [ sin(</w:t>
       </w:r>
       <w:r>
         <w:rPr>
@@ -3674,9 +3705,8 @@
           <w:i/>
           <w:color w:val="305496"/>
           <w:sz w:val="22"/>
-          <w:vertAlign w:val="subscript"/>
-        </w:rPr>
-        <w:t xml:space="preserve">0</w:t>
+        </w:rPr>
+        <w:t xml:space="preserve">w</w:t>
       </w:r>
       <w:r>
         <w:rPr>
@@ -3685,8 +3715,9 @@
           <w:i/>
           <w:color w:val="305496"/>
           <w:sz w:val="22"/>
-        </w:rPr>
-        <w:t xml:space="preserve"> t) + sin(3 w0 t)/3 + sin(5 w0 t)/5 + ... ]</w:t>
+          <w:vertAlign w:val="subscript"/>
+        </w:rPr>
+        <w:t xml:space="preserve">0</w:t>
       </w:r>
       <w:r>
         <w:rPr>
@@ -3696,7 +3727,18 @@
           <w:color w:val="305496"/>
           <w:sz w:val="22"/>
         </w:rPr>
-        <w:t xml:space="preserve">   (3)</w:t>
+        <w:t xml:space="preserve"> t) + sin(3 w0 t)/3 + sin(5 w0 t)/5 + ... ]</w:t>
+      </w:r>
+      <w:r>
+        <w:rPr>
+          <w:rFonts w:ascii="Arial" w:hAnsi="Arial" w:cs="Arial"/>
+          <w:b/>
+          <w:i/>
+          <w:color w:val="305496"/>
+          <w:sz w:val="22"/>
+        </w:rPr>
+        <w:tab/>
+        <w:t xml:space="preserve">(3)</w:t>
       </w:r>
     </w:p>
     <w:p>
@@ -3918,8 +3960,11 @@
     </w:p>
     <w:p>
       <w:pPr>
+        <w:tabs>
+          <w:tab w:val="center" w:pos="4393"/>
+          <w:tab w:val="right" w:pos="8787"/>
+        </w:tabs>
         <w:spacing w:before="40" w:after="120"/>
-        <w:jc w:val="center"/>
       </w:pPr>
       <w:r>
         <w:rPr>
@@ -3929,7 +3974,7 @@
           <w:color w:val="305496"/>
           <w:sz w:val="22"/>
         </w:rPr>
-        <w:t xml:space="preserve">Forward: X(f) = integral(-tak hingga, +tak hingga) x(t) e</w:t>
+        <w:tab/>
       </w:r>
       <w:r>
         <w:rPr>
@@ -3938,9 +3983,8 @@
           <w:i/>
           <w:color w:val="305496"/>
           <w:sz w:val="22"/>
-          <w:vertAlign w:val="superscript"/>
-        </w:rPr>
-        <w:t xml:space="preserve">-j·2·π·f·t</w:t>
+        </w:rPr>
+        <w:t xml:space="preserve">Forward: X(f) = integral(-tak hingga, +tak hingga) x(t) e</w:t>
       </w:r>
       <w:r>
         <w:rPr>
@@ -3949,8 +3993,9 @@
           <w:i/>
           <w:color w:val="305496"/>
           <w:sz w:val="22"/>
-        </w:rPr>
-        <w:t xml:space="preserve"> dt</w:t>
+          <w:vertAlign w:val="superscript"/>
+        </w:rPr>
+        <w:t xml:space="preserve">-j·2·π·f·t</w:t>
       </w:r>
       <w:r>
         <w:rPr>
@@ -3960,14 +4005,8 @@
           <w:color w:val="305496"/>
           <w:sz w:val="22"/>
         </w:rPr>
-        <w:t xml:space="preserve">   (4)</w:t>
-      </w:r>
-    </w:p>
-    <w:p>
-      <w:pPr>
-        <w:spacing w:before="40" w:after="120"/>
-        <w:jc w:val="center"/>
-      </w:pPr>
+        <w:t xml:space="preserve"> dt</w:t>
+      </w:r>
       <w:r>
         <w:rPr>
           <w:rFonts w:ascii="Arial" w:hAnsi="Arial" w:cs="Arial"/>
@@ -3976,8 +4015,18 @@
           <w:color w:val="305496"/>
           <w:sz w:val="22"/>
         </w:rPr>
-        <w:t xml:space="preserve">Inverse: x(t) = integral(-tak hingga, +tak hingga) X(f) e</w:t>
-      </w:r>
+        <w:tab/>
+        <w:t xml:space="preserve">(4)</w:t>
+      </w:r>
+    </w:p>
+    <w:p>
+      <w:pPr>
+        <w:tabs>
+          <w:tab w:val="center" w:pos="4393"/>
+          <w:tab w:val="right" w:pos="8787"/>
+        </w:tabs>
+        <w:spacing w:before="40" w:after="120"/>
+      </w:pPr>
       <w:r>
         <w:rPr>
           <w:rFonts w:ascii="Arial" w:hAnsi="Arial" w:cs="Arial"/>
@@ -3985,9 +4034,8 @@
           <w:i/>
           <w:color w:val="305496"/>
           <w:sz w:val="22"/>
-          <w:vertAlign w:val="superscript"/>
-        </w:rPr>
-        <w:t xml:space="preserve">+j·2·π·f·t</w:t>
+        </w:rPr>
+        <w:tab/>
       </w:r>
       <w:r>
         <w:rPr>
@@ -3997,7 +4045,7 @@
           <w:color w:val="305496"/>
           <w:sz w:val="22"/>
         </w:rPr>
-        <w:t xml:space="preserve"> df</w:t>
+        <w:t xml:space="preserve">Inverse: x(t) = integral(-tak hingga, +tak hingga) X(f) e</w:t>
       </w:r>
       <w:r>
         <w:rPr>
@@ -4006,8 +4054,30 @@
           <w:i/>
           <w:color w:val="305496"/>
           <w:sz w:val="22"/>
-        </w:rPr>
-        <w:t xml:space="preserve">   (5)</w:t>
+          <w:vertAlign w:val="superscript"/>
+        </w:rPr>
+        <w:t xml:space="preserve">+j·2·π·f·t</w:t>
+      </w:r>
+      <w:r>
+        <w:rPr>
+          <w:rFonts w:ascii="Arial" w:hAnsi="Arial" w:cs="Arial"/>
+          <w:b/>
+          <w:i/>
+          <w:color w:val="305496"/>
+          <w:sz w:val="22"/>
+        </w:rPr>
+        <w:t xml:space="preserve"> df</w:t>
+      </w:r>
+      <w:r>
+        <w:rPr>
+          <w:rFonts w:ascii="Arial" w:hAnsi="Arial" w:cs="Arial"/>
+          <w:b/>
+          <w:i/>
+          <w:color w:val="305496"/>
+          <w:sz w:val="22"/>
+        </w:rPr>
+        <w:tab/>
+        <w:t xml:space="preserve">(5)</w:t>
       </w:r>
     </w:p>
     <w:p>
@@ -4172,8 +4242,11 @@
     </w:p>
     <w:p>
       <w:pPr>
+        <w:tabs>
+          <w:tab w:val="center" w:pos="4393"/>
+          <w:tab w:val="right" w:pos="8787"/>
+        </w:tabs>
         <w:spacing w:before="40" w:after="120"/>
-        <w:jc w:val="center"/>
       </w:pPr>
       <w:r>
         <w:rPr>
@@ -4183,7 +4256,7 @@
           <w:color w:val="305496"/>
           <w:sz w:val="22"/>
         </w:rPr>
-        <w:t xml:space="preserve">X[k] = Σ(n=0..N-1) x[n] e</w:t>
+        <w:tab/>
       </w:r>
       <w:r>
         <w:rPr>
@@ -4192,9 +4265,8 @@
           <w:i/>
           <w:color w:val="305496"/>
           <w:sz w:val="22"/>
-          <w:vertAlign w:val="superscript"/>
-        </w:rPr>
-        <w:t xml:space="preserve">-j·2·π·k·n/N</w:t>
+        </w:rPr>
+        <w:t xml:space="preserve">X[k] = Σ(n=0..N-1) x[n] e</w:t>
       </w:r>
       <w:r>
         <w:rPr>
@@ -4203,8 +4275,9 @@
           <w:i/>
           <w:color w:val="305496"/>
           <w:sz w:val="22"/>
-        </w:rPr>
-        <w:t xml:space="preserve">,  k = 0, 1, ..., N-1</w:t>
+          <w:vertAlign w:val="superscript"/>
+        </w:rPr>
+        <w:t xml:space="preserve">-j·2·π·k·n/N</w:t>
       </w:r>
       <w:r>
         <w:rPr>
@@ -4214,7 +4287,18 @@
           <w:color w:val="305496"/>
           <w:sz w:val="22"/>
         </w:rPr>
-        <w:t xml:space="preserve">   (6)</w:t>
+        <w:t xml:space="preserve">,  k = 0, 1, ..., N-1</w:t>
+      </w:r>
+      <w:r>
+        <w:rPr>
+          <w:rFonts w:ascii="Arial" w:hAnsi="Arial" w:cs="Arial"/>
+          <w:b/>
+          <w:i/>
+          <w:color w:val="305496"/>
+          <w:sz w:val="22"/>
+        </w:rPr>
+        <w:tab/>
+        <w:t xml:space="preserve">(6)</w:t>
       </w:r>
     </w:p>
     <w:p>
@@ -5706,8 +5790,11 @@
     </w:p>
     <w:p>
       <w:pPr>
+        <w:tabs>
+          <w:tab w:val="center" w:pos="4393"/>
+          <w:tab w:val="right" w:pos="8787"/>
+        </w:tabs>
         <w:spacing w:before="40" w:after="120"/>
-        <w:jc w:val="center"/>
       </w:pPr>
       <w:r>
         <w:rPr>
@@ -5717,7 +5804,7 @@
           <w:color w:val="305496"/>
           <w:sz w:val="22"/>
         </w:rPr>
-        <w:t xml:space="preserve">fs ≥ 2 x fmax   ↔   fmax ≤ fs/2 (Nyquist frequency)</w:t>
+        <w:tab/>
       </w:r>
       <w:r>
         <w:rPr>
@@ -5727,7 +5814,18 @@
           <w:color w:val="305496"/>
           <w:sz w:val="22"/>
         </w:rPr>
-        <w:t xml:space="preserve">   (7)</w:t>
+        <w:t xml:space="preserve">fs ≥ 2 x fmax   ↔   fmax ≤ fs/2 (Nyquist frequency)</w:t>
+      </w:r>
+      <w:r>
+        <w:rPr>
+          <w:rFonts w:ascii="Arial" w:hAnsi="Arial" w:cs="Arial"/>
+          <w:b/>
+          <w:i/>
+          <w:color w:val="305496"/>
+          <w:sz w:val="22"/>
+        </w:rPr>
+        <w:tab/>
+        <w:t xml:space="preserve">(7)</w:t>
       </w:r>
     </w:p>
     <w:p>
@@ -6006,8 +6104,11 @@
     </w:p>
     <w:p>
       <w:pPr>
+        <w:tabs>
+          <w:tab w:val="center" w:pos="4393"/>
+          <w:tab w:val="right" w:pos="8787"/>
+        </w:tabs>
         <w:spacing w:before="40" w:after="120"/>
-        <w:jc w:val="center"/>
       </w:pPr>
       <w:r>
         <w:rPr>
@@ -6017,7 +6118,7 @@
           <w:color w:val="305496"/>
           <w:sz w:val="22"/>
         </w:rPr>
-        <w:t xml:space="preserve"/>
+        <w:tab/>
       </w:r>
       <w:r>
         <w:rPr>
@@ -6027,7 +6128,7 @@
           <w:color w:val="305496"/>
           <w:sz w:val="22"/>
         </w:rPr>
-        <w:t xml:space="preserve">x</w:t>
+        <w:t xml:space="preserve"/>
       </w:r>
       <w:r>
         <w:rPr>
@@ -6036,9 +6137,8 @@
           <w:i/>
           <w:color w:val="305496"/>
           <w:sz w:val="22"/>
-          <w:vertAlign w:val="subscript"/>
-        </w:rPr>
-        <w:t xml:space="preserve">windowed</w:t>
+        </w:rPr>
+        <w:t xml:space="preserve">x</w:t>
       </w:r>
       <w:r>
         <w:rPr>
@@ -6047,8 +6147,9 @@
           <w:i/>
           <w:color w:val="305496"/>
           <w:sz w:val="22"/>
-        </w:rPr>
-        <w:t xml:space="preserve">[n] = x[n] x w[n]   →   </w:t>
+          <w:vertAlign w:val="subscript"/>
+        </w:rPr>
+        <w:t xml:space="preserve">windowed</w:t>
       </w:r>
       <w:r>
         <w:rPr>
@@ -6058,7 +6159,7 @@
           <w:color w:val="305496"/>
           <w:sz w:val="22"/>
         </w:rPr>
-        <w:t xml:space="preserve">X</w:t>
+        <w:t xml:space="preserve">[n] = x[n] x w[n]   →   </w:t>
       </w:r>
       <w:r>
         <w:rPr>
@@ -6067,9 +6168,8 @@
           <w:i/>
           <w:color w:val="305496"/>
           <w:sz w:val="22"/>
-          <w:vertAlign w:val="subscript"/>
-        </w:rPr>
-        <w:t xml:space="preserve">windowed</w:t>
+        </w:rPr>
+        <w:t xml:space="preserve">X</w:t>
       </w:r>
       <w:r>
         <w:rPr>
@@ -6078,8 +6178,9 @@
           <w:i/>
           <w:color w:val="305496"/>
           <w:sz w:val="22"/>
-        </w:rPr>
-        <w:t xml:space="preserve"> = FFT(</w:t>
+          <w:vertAlign w:val="subscript"/>
+        </w:rPr>
+        <w:t xml:space="preserve">windowed</w:t>
       </w:r>
       <w:r>
         <w:rPr>
@@ -6089,7 +6190,7 @@
           <w:color w:val="305496"/>
           <w:sz w:val="22"/>
         </w:rPr>
-        <w:t xml:space="preserve">x</w:t>
+        <w:t xml:space="preserve"> = FFT(</w:t>
       </w:r>
       <w:r>
         <w:rPr>
@@ -6098,9 +6199,8 @@
           <w:i/>
           <w:color w:val="305496"/>
           <w:sz w:val="22"/>
-          <w:vertAlign w:val="subscript"/>
-        </w:rPr>
-        <w:t xml:space="preserve">windowed</w:t>
+        </w:rPr>
+        <w:t xml:space="preserve">x</w:t>
       </w:r>
       <w:r>
         <w:rPr>
@@ -6109,8 +6209,9 @@
           <w:i/>
           <w:color w:val="305496"/>
           <w:sz w:val="22"/>
-        </w:rPr>
-        <w:t xml:space="preserve">)</w:t>
+          <w:vertAlign w:val="subscript"/>
+        </w:rPr>
+        <w:t xml:space="preserve">windowed</w:t>
       </w:r>
       <w:r>
         <w:rPr>
@@ -6120,7 +6221,18 @@
           <w:color w:val="305496"/>
           <w:sz w:val="22"/>
         </w:rPr>
-        <w:t xml:space="preserve">   (8)</w:t>
+        <w:t xml:space="preserve">)</w:t>
+      </w:r>
+      <w:r>
+        <w:rPr>
+          <w:rFonts w:ascii="Arial" w:hAnsi="Arial" w:cs="Arial"/>
+          <w:b/>
+          <w:i/>
+          <w:color w:val="305496"/>
+          <w:sz w:val="22"/>
+        </w:rPr>
+        <w:tab/>
+        <w:t xml:space="preserve">(8)</w:t>
       </w:r>
     </w:p>
     <w:p>

--- a/Getaran-Mekanik/Modul-Word/Modul-11-Transformasi-Fourier-Teori-dan-Implementasi-FFT.docx
+++ b/Getaran-Mekanik/Modul-Word/Modul-11-Transformasi-Fourier-Teori-dan-Implementasi-FFT.docx
@@ -2579,45 +2579,65 @@
     <w:p>
       <w:pPr>
         <w:pBdr>
-          <w:top w:val="single" w:sz="8" w:space="6" w:color="2E9E6B"/>
-          <w:left w:val="single" w:sz="8" w:space="6" w:color="2E9E6B"/>
-          <w:bottom w:val="single" w:sz="8" w:space="6" w:color="2E9E6B"/>
-          <w:right w:val="single" w:sz="8" w:space="6" w:color="2E9E6B"/>
+          <w:top w:val="single" w:sz="6" w:space="10" w:color="BFE3D0"/>
+          <w:left w:val="single" w:sz="24" w:space="12" w:color="1F7A55"/>
+          <w:bottom w:val="single" w:sz="6" w:space="10" w:color="BFE3D0"/>
+          <w:right w:val="single" w:sz="6" w:space="10" w:color="BFE3D0"/>
         </w:pBdr>
-        <w:shd w:val="clear" w:fill="EAF7F0"/>
-        <w:spacing w:before="80" w:after="240"/>
-      </w:pPr>
-      <w:r>
-        <w:rPr>
-          <w:rFonts w:ascii="Arial" w:hAnsi="Arial" w:cs="Arial"/>
-          <w:b/>
-          <w:i w:val="0"/>
-          <w:color w:val="1F3864"/>
-          <w:sz w:val="21"/>
-        </w:rPr>
-        <w:t xml:space="preserve">🔗 Modul Interaktif: </w:t>
+        <w:shd w:val="clear" w:fill="F1FAF5"/>
+        <w:spacing w:before="140" w:after="60" w:line="264" w:lineRule="auto"/>
+        <w:ind w:left="170" w:right="170"/>
+        <w:jc w:val="left"/>
+      </w:pPr>
+      <w:r>
+        <w:rPr>
+          <w:rFonts w:ascii="Arial" w:hAnsi="Arial" w:cs="Arial"/>
+          <w:b/>
+          <w:i w:val="0"/>
+          <w:color w:val="1F7A55"/>
+          <w:sz w:val="17"/>
+          <w:spacing w:val="30"/>
+        </w:rPr>
+        <w:t xml:space="preserve">🔗 MODUL INTERAKTIF</w:t>
+      </w:r>
+      <w:r>
+        <w:br/>
       </w:r>
       <w:hyperlink r:id="rId19">
         <w:r>
           <w:rPr>
             <w:rFonts w:ascii="Arial" w:hAnsi="Arial" w:cs="Arial"/>
-            <w:sz w:val="22"/>
+            <w:b/>
             <w:color w:val="0563C1"/>
+            <w:sz w:val="20"/>
             <w:u w:val="single"/>
-            <w:b/>
           </w:rPr>
           <w:t xml:space="preserve">https://dedik-romahadi.github.io/Mechanical-Engineering-Courses/Getaran-Mekanik/Modul/Modul-11.html</w:t>
         </w:r>
       </w:hyperlink>
-      <w:r>
-        <w:rPr>
-          <w:rFonts w:ascii="Arial" w:hAnsi="Arial" w:cs="Arial"/>
-          <w:b w:val="0"/>
-          <w:i w:val="0"/>
-          <w:color w:val="333333"/>
-          <w:sz w:val="20"/>
-        </w:rPr>
-        <w:t>. Pada layar masuk, pilih tombol “👁️ Mode Preview (Tanpa Login)” untuk melihat modul lengkap (animasi, kalkulator interaktif, editor kode Python langsung di browser) tanpa perlu akun. Soal pada Mode Preview bersifat tampilan saja; jawaban benar/salah dan poin tidak aktif.</w:t>
+    </w:p>
+    <w:p>
+      <w:pPr>
+        <w:pBdr>
+          <w:top w:val="single" w:sz="6" w:space="10" w:color="BFE3D0"/>
+          <w:left w:val="single" w:sz="24" w:space="12" w:color="1F7A55"/>
+          <w:bottom w:val="single" w:sz="6" w:space="10" w:color="BFE3D0"/>
+          <w:right w:val="single" w:sz="6" w:space="10" w:color="BFE3D0"/>
+        </w:pBdr>
+        <w:shd w:val="clear" w:fill="F1FAF5"/>
+        <w:spacing w:before="0" w:after="140" w:line="264" w:lineRule="auto"/>
+        <w:ind w:left="170" w:right="170"/>
+        <w:jc w:val="left"/>
+      </w:pPr>
+      <w:r>
+        <w:rPr>
+          <w:rFonts w:ascii="Arial" w:hAnsi="Arial" w:cs="Arial"/>
+          <w:b w:val="0"/>
+          <w:i w:val="0"/>
+          <w:color w:val="44525F"/>
+          <w:sz w:val="19"/>
+        </w:rPr>
+        <w:t xml:space="preserve">Pada layar masuk, pilih tombol “👁️ Mode Preview (Tanpa Login)” untuk melihat modul lengkap (animasi, kalkulator interaktif, editor kode Python langsung di browser) tanpa perlu akun. Soal pada Mode Preview bersifat tampilan saja; jawaban benar/salah dan poin tidak aktif.</w:t>
       </w:r>
     </w:p>
     <w:p>
